--- a/templates/ANNEXURE_I_template.docx
+++ b/templates/ANNEXURE_I_template.docx
@@ -1,53 +1,6 @@
 
-<file path=docProps\app.xml><?xml version="1.0" encoding="utf-8"?>
-<Properties xmlns="http://schemas.openxmlformats.org/officeDocument/2006/extended-properties" xmlns:vt="http://schemas.openxmlformats.org/officeDocument/2006/docPropsVTypes">
-  <Template>Normal</Template>
-  <TotalTime>15</TotalTime>
-  <Pages>1</Pages>
-  <Words>310</Words>
-  <Characters>1772</Characters>
-  <Application>Microsoft Office Word</Application>
-  <DocSecurity>0</DocSecurity>
-  <Lines>14</Lines>
-  <Paragraphs>4</Paragraphs>
-  <ScaleCrop>false</ScaleCrop>
-  <HeadingPairs>
-    <vt:vector size="2" baseType="variant">
-      <vt:variant>
-        <vt:lpstr>Title</vt:lpstr>
-      </vt:variant>
-      <vt:variant>
-        <vt:i4>1</vt:i4>
-      </vt:variant>
-    </vt:vector>
-  </HeadingPairs>
-  <TitlesOfParts>
-    <vt:vector size="1" baseType="lpstr">
-      <vt:lpstr/>
-    </vt:vector>
-  </TitlesOfParts>
-  <Company/>
-  <LinksUpToDate>false</LinksUpToDate>
-  <CharactersWithSpaces>2078</CharactersWithSpaces>
-  <SharedDoc>false</SharedDoc>
-  <HyperlinksChanged>false</HyperlinksChanged>
-  <AppVersion>14.0000</AppVersion>
-</Properties>
-</file>
-
-<file path=docProps\core.xml><?xml version="1.0" encoding="utf-8"?>
-<cp:coreProperties xmlns:cp="http://schemas.openxmlformats.org/package/2006/metadata/core-properties" xmlns:dc="http://purl.org/dc/elements/1.1/" xmlns:dcterms="http://purl.org/dc/terms/" xmlns:dcmitype="http://purl.org/dc/dcmitype/" xmlns:xsi="http://www.w3.org/2001/XMLSchema-instance">
-  <dc:creator>hp</dc:creator>
-  <cp:lastModifiedBy>Windows User</cp:lastModifiedBy>
-  <cp:revision>11</cp:revision>
-  <cp:lastPrinted>2025-11-24T07:04:00Z</cp:lastPrinted>
-  <dcterms:created xsi:type="dcterms:W3CDTF">2025-08-13T15:04:00Z</dcterms:created>
-  <dcterms:modified xsi:type="dcterms:W3CDTF">2025-11-24T07:05:00Z</dcterms:modified>
-</cp:coreProperties>
-</file>
-
-<file path=word\document.xml><?xml version="1.0" encoding="utf-8"?>
-<w:document xmlns:wpc="http://schemas.microsoft.com/office/word/2010/wordprocessingCanvas" xmlns:mc="http://schemas.openxmlformats.org/markup-compatibility/2006" xmlns:o="urn:schemas-microsoft-com:office:office" xmlns:r="http://schemas.openxmlformats.org/officeDocument/2006/relationships" xmlns:m="http://schemas.openxmlformats.org/officeDocument/2006/math" xmlns:v="urn:schemas-microsoft-com:vml" xmlns:wp14="http://schemas.microsoft.com/office/word/2010/wordprocessingDrawing" xmlns:wp="http://schemas.openxmlformats.org/drawingml/2006/wordprocessingDrawing" xmlns:w10="urn:schemas-microsoft-com:office:word" xmlns:w="http://schemas.openxmlformats.org/wordprocessingml/2006/main" xmlns:w14="http://schemas.microsoft.com/office/word/2010/wordml" xmlns:wpg="http://schemas.microsoft.com/office/word/2010/wordprocessingGroup" xmlns:wpi="http://schemas.microsoft.com/office/word/2010/wordprocessingInk" xmlns:wne="http://schemas.microsoft.com/office/word/2006/wordml" xmlns:wps="http://schemas.microsoft.com/office/word/2010/wordprocessingShape" mc:Ignorable="w14 wp14">
+<file path=word/document.xml><?xml version="1.0" encoding="utf-8"?>
+<w:document xmlns:wpc="http://schemas.microsoft.com/office/word/2010/wordprocessingCanvas" xmlns:cx="http://schemas.microsoft.com/office/drawing/2014/chartex" xmlns:cx1="http://schemas.microsoft.com/office/drawing/2015/9/8/chartex" xmlns:cx2="http://schemas.microsoft.com/office/drawing/2015/10/21/chartex" xmlns:cx3="http://schemas.microsoft.com/office/drawing/2016/5/9/chartex" xmlns:cx4="http://schemas.microsoft.com/office/drawing/2016/5/10/chartex" xmlns:cx5="http://schemas.microsoft.com/office/drawing/2016/5/11/chartex" xmlns:cx6="http://schemas.microsoft.com/office/drawing/2016/5/12/chartex" xmlns:cx7="http://schemas.microsoft.com/office/drawing/2016/5/13/chartex" xmlns:cx8="http://schemas.microsoft.com/office/drawing/2016/5/14/chartex" xmlns:mc="http://schemas.openxmlformats.org/markup-compatibility/2006" xmlns:aink="http://schemas.microsoft.com/office/drawing/2016/ink" xmlns:am3d="http://schemas.microsoft.com/office/drawing/2017/model3d" xmlns:o="urn:schemas-microsoft-com:office:office" xmlns:oel="http://schemas.microsoft.com/office/2019/extlst" xmlns:r="http://schemas.openxmlformats.org/officeDocument/2006/relationships" xmlns:m="http://schemas.openxmlformats.org/officeDocument/2006/math" xmlns:v="urn:schemas-microsoft-com:vml" xmlns:wp14="http://schemas.microsoft.com/office/word/2010/wordprocessingDrawing" xmlns:wp="http://schemas.openxmlformats.org/drawingml/2006/wordprocessingDrawing" xmlns:w10="urn:schemas-microsoft-com:office:word" xmlns:w="http://schemas.openxmlformats.org/wordprocessingml/2006/main" xmlns:w14="http://schemas.microsoft.com/office/word/2010/wordml" xmlns:w15="http://schemas.microsoft.com/office/word/2012/wordml" xmlns:w16cex="http://schemas.microsoft.com/office/word/2018/wordml/cex" xmlns:w16cid="http://schemas.microsoft.com/office/word/2016/wordml/cid" xmlns:w16="http://schemas.microsoft.com/office/word/2018/wordml" xmlns:w16du="http://schemas.microsoft.com/office/word/2023/wordml/word16du" xmlns:w16sdtdh="http://schemas.microsoft.com/office/word/2020/wordml/sdtdatahash" xmlns:w16sdtfl="http://schemas.microsoft.com/office/word/2024/wordml/sdtformatlock" xmlns:w16se="http://schemas.microsoft.com/office/word/2015/wordml/symex" xmlns:wpg="http://schemas.microsoft.com/office/word/2010/wordprocessingGroup" xmlns:wpi="http://schemas.microsoft.com/office/word/2010/wordprocessingInk" xmlns:wne="http://schemas.microsoft.com/office/word/2006/wordml" xmlns:wps="http://schemas.microsoft.com/office/word/2010/wordprocessingShape" mc:Ignorable="w14 w15 w16se w16cid w16 w16cex w16sdtdh w16sdtfl w16du wp14">
   <w:body>
     <w:p>
       <w:pPr>
@@ -458,7 +411,7 @@
                           </pic:cNvPicPr>
                         </pic:nvPicPr>
                         <pic:blipFill>
-                          <a:blip r:embed="rId7">
+                          <a:blip r:embed="rId6">
                             <a:extLst>
                               <a:ext uri="{28A0092B-C50C-407E-A947-70E740481C1C}">
                                 <a14:useLocalDpi xmlns:a14="http://schemas.microsoft.com/office/drawing/2010/main" val="0"/>
@@ -554,14 +507,14 @@
           </mc:Choice>
           <mc:Fallback>
             <w:pict>
-              <v:group id="Group 1" o:spid="_x0000_s1026" style="position:absolute;margin-left:-28.9pt;margin-top:-12.1pt;width:515.3pt;height:795.1pt;z-index:-251657216;mso-position-horizontal-relative:margin;mso-position-vertical-relative:margin" coordorigin="811,469" coordsize="10306,15694" o:gfxdata="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">
-                <v:shape id="Freeform 4" o:spid="_x0000_s1027" style="position:absolute;left:811;top:469;width:10306;height:15694;visibility:visible;mso-wrap-style:square;v-text-anchor:top" coordsize="10306,15694" o:gfxdata="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" path="m10306,r-165,l10141,148r,2l10141,15558r-9980,l161,150r,-2l10141,148r,-148l,,,148r,2l,15558r,136l10306,15694r,-136l10306,150r,-2l10306,xe" fillcolor="black" stroked="f">
+              <v:group w14:anchorId="00CD6601" id="Group 1" o:spid="_x0000_s1026" style="position:absolute;margin-left:-28.9pt;margin-top:-12.1pt;width:515.3pt;height:795.1pt;z-index:-251657216;mso-position-horizontal-relative:margin;mso-position-vertical-relative:margin" coordorigin="811,469" coordsize="10306,15694" o:gfxdata="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">
+                <v:shape id="Freeform 4" o:spid="_x0000_s1027" style="position:absolute;left:811;top:469;width:10306;height:15694;visibility:visible;mso-wrap-style:square;v-text-anchor:top" coordsize="10306,15694" o:gfxdata="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" path="m10306,r-165,l10141,148r,2l10141,15558r-9980,l161,150r,-2l10141,148r,-148l,,,148r,2l,15558r,136l10306,15694r,-136l10306,150r,-2l10306,xe" fillcolor="black" stroked="f">
                   <v:fill opacity="6682f"/>
                   <v:path arrowok="t" o:connecttype="custom" o:connectlocs="10306,580;10141,580;10141,728;10141,730;10141,16138;161,16138;161,730;161,728;10141,728;10141,580;0,580;0,728;0,730;0,16138;0,16274;10306,16274;10306,16138;10306,730;10306,728;10306,580" o:connectangles="0,0,0,0,0,0,0,0,0,0,0,0,0,0,0,0,0,0,0,0"/>
                 </v:shape>
-                <v:rect id="Rectangle 5" o:spid="_x0000_s1028" style="position:absolute;left:964;top:721;width:9995;height:15424;visibility:visible;mso-wrap-style:square;v-text-anchor:top" o:gfxdata="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" filled="f" strokecolor="#d2d3d5" strokeweight=".23822mm"/>
-                <v:rect id="Rectangle 6" o:spid="_x0000_s1029" style="position:absolute;left:1036;top:2423;width:9842;height:13629;visibility:visible;mso-wrap-style:square;v-text-anchor:top" o:gfxdata="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" filled="f" strokecolor="gray" strokeweight=".23822mm"/>
-                <v:rect id="Rectangle 7" o:spid="_x0000_s1030" style="position:absolute;left:10587;top:2457;width:14;height:365;visibility:visible;mso-wrap-style:square;v-text-anchor:top" o:gfxdata="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" fillcolor="#bbdbf1" stroked="f"/>
+                <v:rect id="Rectangle 5" o:spid="_x0000_s1028" style="position:absolute;left:964;top:721;width:9995;height:15424;visibility:visible;mso-wrap-style:square;v-text-anchor:top" o:gfxdata="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" filled="f" strokecolor="#d2d3d5" strokeweight=".23822mm"/>
+                <v:rect id="Rectangle 6" o:spid="_x0000_s1029" style="position:absolute;left:1036;top:2423;width:9842;height:13629;visibility:visible;mso-wrap-style:square;v-text-anchor:top" o:gfxdata="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" filled="f" strokecolor="gray" strokeweight=".23822mm"/>
+                <v:rect id="Rectangle 7" o:spid="_x0000_s1030" style="position:absolute;left:10587;top:2457;width:14;height:365;visibility:visible;mso-wrap-style:square;v-text-anchor:top" o:gfxdata="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" fillcolor="#bbdbf1" stroked="f"/>
                 <v:shapetype id="_x0000_t75" coordsize="21600,21600" o:spt="75" o:preferrelative="t" path="m@4@5l@4@11@9@11@9@5xe" filled="f" stroked="f">
                   <v:stroke joinstyle="miter"/>
                   <v:formulas>
@@ -581,10 +534,10 @@
                   <v:path o:extrusionok="f" gradientshapeok="t" o:connecttype="rect"/>
                   <o:lock v:ext="edit" aspectratio="t"/>
                 </v:shapetype>
-                <v:shape id="Picture 8" o:spid="_x0000_s1031" type="#_x0000_t75" style="position:absolute;left:1336;top:1090;width:1455;height:511;visibility:visible;mso-wrap-style:square" o:gfxdata="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">
-                  <v:imagedata r:id="rId8" o:title=""/>
+                <v:shape id="Picture 8" o:spid="_x0000_s1031" type="#_x0000_t75" style="position:absolute;left:1336;top:1090;width:1455;height:511;visibility:visible;mso-wrap-style:square" o:gfxdata="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">
+                  <v:imagedata r:id="rId7" o:title=""/>
                 </v:shape>
-                <v:rect id="Rectangle 9" o:spid="_x0000_s1032" style="position:absolute;left:1297;top:1075;width:9346;height:936;visibility:visible;mso-wrap-style:square;v-text-anchor:top" o:gfxdata="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" filled="f" strokecolor="gray" strokeweight=".23822mm"/>
+                <v:rect id="Rectangle 9" o:spid="_x0000_s1032" style="position:absolute;left:1297;top:1075;width:9346;height:936;visibility:visible;mso-wrap-style:square;v-text-anchor:top" o:gfxdata="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" filled="f" strokecolor="gray" strokeweight=".23822mm"/>
                 <w10:wrap anchorx="margin" anchory="margin"/>
               </v:group>
             </w:pict>
@@ -711,7 +664,7 @@
     </w:p>
     <w:tbl>
       <w:tblPr>
-        <w:tblStyle w:val="PlainTable3"/>
+        <w:tblStyle w:val="PlainTable31"/>
         <w:tblW w:w="9165" w:type="dxa"/>
         <w:tblLook w:val="04A0" w:firstRow="1" w:lastRow="0" w:firstColumn="1" w:lastColumn="0" w:noHBand="0" w:noVBand="1"/>
       </w:tblPr>
@@ -913,38 +866,16 @@
               </w:rPr>
               <w:t>{{customer_name}}</w:t>
             </w:r>
-            <w:r>
-              <w:rPr>
-                <w:rFonts w:ascii="Verdana" w:hAnsi="Verdana"/>
-                <w:b/>
-                <w:bCs/>
-                <w:color w:val="000000"/>
+          </w:p>
+          <w:p>
+            <w:pPr>
+              <w:cnfStyle w:val="000000100000" w:firstRow="0" w:lastRow="0" w:firstColumn="0" w:lastColumn="0" w:oddVBand="0" w:evenVBand="0" w:oddHBand="1" w:evenHBand="0" w:firstRowFirstColumn="0" w:firstRowLastColumn="0" w:lastRowFirstColumn="0" w:lastRowLastColumn="0"/>
+              <w:rPr>
+                <w:rFonts w:ascii="Times New Roman" w:hAnsi="Times New Roman" w:cs="Times New Roman"/>
                 <w:sz w:val="18"/>
                 <w:szCs w:val="18"/>
               </w:rPr>
-              <w:t/>
-            </w:r>
-          </w:p>
-          <w:p>
-            <w:pPr>
-              <w:cnfStyle w:val="000000100000" w:firstRow="0" w:lastRow="0" w:firstColumn="0" w:lastColumn="0" w:oddVBand="0" w:evenVBand="0" w:oddHBand="1" w:evenHBand="0" w:firstRowFirstColumn="0" w:firstRowLastColumn="0" w:lastRowFirstColumn="0" w:lastRowLastColumn="0"/>
-              <w:rPr>
-                <w:rFonts w:ascii="Times New Roman" w:hAnsi="Times New Roman" w:cs="Times New Roman"/>
-                <w:sz w:val="18"/>
-                <w:szCs w:val="18"/>
-              </w:rPr>
-            </w:pPr>
-            <w:r>
-              <w:rPr>
-                <w:rFonts w:ascii="Verdana" w:hAnsi="Verdana"/>
-                <w:b/>
-                <w:bCs/>
-                <w:color w:val="000000"/>
-                <w:sz w:val="18"/>
-                <w:szCs w:val="18"/>
-              </w:rPr>
-              <w:t xml:space="preserve"/>
-            </w:r>
+            </w:pPr>
             <w:r>
               <w:rPr>
                 <w:rFonts w:ascii="Verdana" w:hAnsi="Verdana"/>
@@ -1051,8 +982,6 @@
               </w:rPr>
               <w:t xml:space="preserve"> </w:t>
             </w:r>
-            <w:bookmarkStart w:id="0" w:name="_GoBack"/>
-            <w:bookmarkEnd w:id="0"/>
             <w:r>
               <w:rPr>
                 <w:rFonts w:ascii="Verdana" w:hAnsi="Verdana"/>
@@ -1065,30 +994,6 @@
               </w:rPr>
               <w:t>{{consumer_number}}</w:t>
             </w:r>
-            <w:r>
-              <w:rPr>
-                <w:rFonts w:ascii="Verdana" w:hAnsi="Verdana"/>
-                <w:b/>
-                <w:bCs/>
-                <w:color w:val="000000"/>
-                <w:sz w:val="17"/>
-                <w:szCs w:val="17"/>
-                <w:shd w:val="clear" w:color="auto" w:fill="FFFFFF"/>
-              </w:rPr>
-              <w:t/>
-            </w:r>
-            <w:r>
-              <w:rPr>
-                <w:rFonts w:ascii="Verdana" w:hAnsi="Verdana"/>
-                <w:b/>
-                <w:bCs/>
-                <w:color w:val="000000"/>
-                <w:sz w:val="17"/>
-                <w:szCs w:val="17"/>
-                <w:shd w:val="clear" w:color="auto" w:fill="FFFFFF"/>
-              </w:rPr>
-              <w:t/>
-            </w:r>
           </w:p>
         </w:tc>
       </w:tr>
@@ -1189,14 +1094,6 @@
               </w:rPr>
               <w:t>{{mobile_number}}</w:t>
             </w:r>
-            <w:r>
-              <w:rPr>
-                <w:rFonts w:ascii="Times New Roman" w:hAnsi="Times New Roman" w:cs="Times New Roman"/>
-                <w:sz w:val="20"/>
-                <w:szCs w:val="18"/>
-              </w:rPr>
-              <w:t/>
-            </w:r>
           </w:p>
         </w:tc>
       </w:tr>
@@ -1280,8 +1177,8 @@
                 <w:szCs w:val="18"/>
               </w:rPr>
             </w:pPr>
-            <w:hyperlink r:id="rId9" w:history="1"/>
-            <w:hyperlink r:id="rId10" w:history="1">
+            <w:hyperlink r:id="rId8" w:history="1"/>
+            <w:hyperlink r:id="rId9" w:history="1">
               <w:r>
                 <w:rPr>
                   <w:rStyle w:val="Hyperlink"/>
@@ -1381,70 +1278,6 @@
               </w:rPr>
               <w:t>{{customer_address}}</w:t>
             </w:r>
-            <w:r>
-              <w:rPr>
-                <w:rFonts w:ascii="Times New Roman" w:hAnsi="Times New Roman" w:cs="Times New Roman"/>
-                <w:sz w:val="16"/>
-                <w:szCs w:val="14"/>
-              </w:rPr>
-              <w:t/>
-            </w:r>
-            <w:r>
-              <w:rPr>
-                <w:rFonts w:ascii="Times New Roman" w:hAnsi="Times New Roman" w:cs="Times New Roman"/>
-                <w:sz w:val="16"/>
-                <w:szCs w:val="14"/>
-              </w:rPr>
-              <w:t xml:space="preserve"/>
-            </w:r>
-            <w:r>
-              <w:rPr>
-                <w:rFonts w:ascii="Times New Roman" w:hAnsi="Times New Roman" w:cs="Times New Roman"/>
-                <w:sz w:val="16"/>
-                <w:szCs w:val="14"/>
-              </w:rPr>
-              <w:t/>
-            </w:r>
-            <w:r>
-              <w:rPr>
-                <w:rFonts w:ascii="Times New Roman" w:hAnsi="Times New Roman" w:cs="Times New Roman"/>
-                <w:sz w:val="16"/>
-                <w:szCs w:val="14"/>
-              </w:rPr>
-              <w:t xml:space="preserve"/>
-            </w:r>
-            <w:r>
-              <w:rPr>
-                <w:rFonts w:ascii="Times New Roman" w:hAnsi="Times New Roman" w:cs="Times New Roman"/>
-                <w:sz w:val="16"/>
-                <w:szCs w:val="14"/>
-              </w:rPr>
-              <w:t/>
-            </w:r>
-            <w:r>
-              <w:rPr>
-                <w:rFonts w:ascii="Times New Roman" w:hAnsi="Times New Roman" w:cs="Times New Roman"/>
-                <w:sz w:val="16"/>
-                <w:szCs w:val="14"/>
-              </w:rPr>
-              <w:t/>
-            </w:r>
-            <w:r>
-              <w:rPr>
-                <w:rFonts w:ascii="Times New Roman" w:hAnsi="Times New Roman" w:cs="Times New Roman"/>
-                <w:sz w:val="16"/>
-                <w:szCs w:val="14"/>
-              </w:rPr>
-              <w:t/>
-            </w:r>
-            <w:r>
-              <w:rPr>
-                <w:rFonts w:ascii="Times New Roman" w:hAnsi="Times New Roman" w:cs="Times New Roman"/>
-                <w:sz w:val="16"/>
-                <w:szCs w:val="14"/>
-              </w:rPr>
-              <w:t/>
-            </w:r>
           </w:p>
         </w:tc>
       </w:tr>
@@ -1507,7 +1340,15 @@
                 <w:sz w:val="20"/>
                 <w:szCs w:val="18"/>
               </w:rPr>
-              <w:t>RE Arrangement Type : {{re_arrangement_type}}</w:t>
+              <w:t xml:space="preserve">RE Arrangement Type </w:t>
+            </w:r>
+            <w:r>
+              <w:rPr>
+                <w:rFonts w:ascii="Times New Roman" w:hAnsi="Times New Roman" w:cs="Times New Roman"/>
+                <w:sz w:val="20"/>
+                <w:szCs w:val="18"/>
+              </w:rPr>
+              <w:t xml:space="preserve"> </w:t>
             </w:r>
             <w:r>
               <w:rPr>
@@ -1516,7 +1357,6 @@
                 <w:szCs w:val="18"/>
               </w:rPr>
               <w:tab/>
-              <w:t xml:space="preserve"/>
             </w:r>
           </w:p>
         </w:tc>
@@ -1543,7 +1383,7 @@
                 <w:sz w:val="20"/>
                 <w:szCs w:val="18"/>
               </w:rPr>
-              <w:t/>
+              <w:t>{{re_arrangement_type}}</w:t>
             </w:r>
           </w:p>
         </w:tc>
@@ -1608,7 +1448,7 @@
                 <w:sz w:val="20"/>
                 <w:szCs w:val="18"/>
               </w:rPr>
-              <w:t>RE Source{{re_source}}</w:t>
+              <w:t>RE Source</w:t>
             </w:r>
           </w:p>
         </w:tc>
@@ -1635,7 +1475,7 @@
                 <w:sz w:val="20"/>
                 <w:szCs w:val="18"/>
               </w:rPr>
-              <w:t/>
+              <w:t>{{re_source}}</w:t>
             </w:r>
           </w:p>
         </w:tc>
@@ -1699,7 +1539,7 @@
                 <w:sz w:val="20"/>
                 <w:szCs w:val="18"/>
               </w:rPr>
-              <w:t>Sanctioned Capacity (Kw){{sanctioned_capacity}}</w:t>
+              <w:t>Sanctioned Capacity (Kw)</w:t>
             </w:r>
           </w:p>
         </w:tc>
@@ -1726,15 +1566,7 @@
                 <w:sz w:val="20"/>
                 <w:szCs w:val="18"/>
               </w:rPr>
-              <w:t/>
-            </w:r>
-            <w:r>
-              <w:rPr>
-                <w:rFonts w:ascii="Times New Roman" w:hAnsi="Times New Roman" w:cs="Times New Roman"/>
-                <w:sz w:val="20"/>
-                <w:szCs w:val="18"/>
-              </w:rPr>
-              <w:t xml:space="preserve"/>
+              <w:t>{{sanctioned_capacity}}</w:t>
             </w:r>
           </w:p>
         </w:tc>
@@ -1890,7 +1722,7 @@
                 <w:sz w:val="20"/>
                 <w:szCs w:val="18"/>
               </w:rPr>
-              <w:t>Project Model{{project_model}}</w:t>
+              <w:t>Project Model</w:t>
             </w:r>
           </w:p>
         </w:tc>
@@ -1911,16 +1743,14 @@
                 <w:szCs w:val="18"/>
               </w:rPr>
             </w:pPr>
-            <w:proofErr w:type="spellStart"/>
-            <w:r>
-              <w:rPr>
-                <w:rFonts w:ascii="Times New Roman" w:hAnsi="Times New Roman" w:cs="Times New Roman"/>
-                <w:sz w:val="20"/>
-                <w:szCs w:val="18"/>
-              </w:rPr>
-              <w:t/>
-            </w:r>
-            <w:proofErr w:type="spellEnd"/>
+            <w:r>
+              <w:rPr>
+                <w:rFonts w:ascii="Times New Roman" w:hAnsi="Times New Roman" w:cs="Times New Roman"/>
+                <w:sz w:val="20"/>
+                <w:szCs w:val="18"/>
+              </w:rPr>
+              <w:t>{{project_model}}</w:t>
+            </w:r>
           </w:p>
         </w:tc>
       </w:tr>
@@ -1984,7 +1814,7 @@
                 <w:sz w:val="20"/>
                 <w:szCs w:val="18"/>
               </w:rPr>
-              <w:t>RE Installed Capacity (Rooftop) (Kw){{project_capacity}}</w:t>
+              <w:t>RE Installed Capacity (Rooftop) (Kw)</w:t>
             </w:r>
           </w:p>
         </w:tc>
@@ -2011,15 +1841,7 @@
                 <w:sz w:val="20"/>
                 <w:szCs w:val="18"/>
               </w:rPr>
-              <w:t/>
-            </w:r>
-            <w:r>
-              <w:rPr>
-                <w:rFonts w:ascii="Times New Roman" w:hAnsi="Times New Roman" w:cs="Times New Roman"/>
-                <w:sz w:val="20"/>
-                <w:szCs w:val="18"/>
-              </w:rPr>
-              <w:t xml:space="preserve"/>
+              <w:t>{{project_capacity}}</w:t>
             </w:r>
           </w:p>
         </w:tc>
@@ -2266,7 +2088,7 @@
                 <w:sz w:val="20"/>
                 <w:szCs w:val="18"/>
               </w:rPr>
-              <w:t>Installation Date{{installation_date}}</w:t>
+              <w:t>Installation Date</w:t>
             </w:r>
           </w:p>
         </w:tc>
@@ -2293,15 +2115,7 @@
                 <w:sz w:val="20"/>
                 <w:szCs w:val="18"/>
               </w:rPr>
-              <w:t/>
-            </w:r>
-            <w:r>
-              <w:rPr>
-                <w:rFonts w:ascii="Times New Roman" w:hAnsi="Times New Roman" w:cs="Times New Roman"/>
-                <w:sz w:val="20"/>
-                <w:szCs w:val="18"/>
-              </w:rPr>
-              <w:t/>
+              <w:t>{{installation_date}}</w:t>
             </w:r>
           </w:p>
         </w:tc>
@@ -2447,7 +2261,7 @@
                 <w:sz w:val="20"/>
                 <w:szCs w:val="18"/>
               </w:rPr>
-              <w:t>Inverter Capacity (Kw){{inverter_capacity}}</w:t>
+              <w:t>Inverter Capacity (Kw)</w:t>
             </w:r>
           </w:p>
         </w:tc>
@@ -2474,23 +2288,15 @@
                 <w:sz w:val="20"/>
                 <w:szCs w:val="18"/>
               </w:rPr>
-              <w:t/>
-            </w:r>
-            <w:r>
-              <w:rPr>
-                <w:rFonts w:ascii="Times New Roman" w:hAnsi="Times New Roman" w:cs="Times New Roman"/>
-                <w:sz w:val="20"/>
-                <w:szCs w:val="18"/>
-              </w:rPr>
-              <w:t xml:space="preserve"/>
-            </w:r>
-            <w:r>
-              <w:rPr>
-                <w:rFonts w:ascii="Times New Roman" w:hAnsi="Times New Roman" w:cs="Times New Roman"/>
-                <w:sz w:val="20"/>
-                <w:szCs w:val="18"/>
-              </w:rPr>
               <w:t xml:space="preserve"> </w:t>
+            </w:r>
+            <w:r>
+              <w:rPr>
+                <w:rFonts w:ascii="Times New Roman" w:hAnsi="Times New Roman" w:cs="Times New Roman"/>
+                <w:sz w:val="20"/>
+                <w:szCs w:val="18"/>
+              </w:rPr>
+              <w:t>{{inverter_capacity}}</w:t>
             </w:r>
           </w:p>
         </w:tc>
@@ -2544,7 +2350,7 @@
                 <w:sz w:val="20"/>
                 <w:szCs w:val="18"/>
               </w:rPr>
-              <w:t>Inverter Make{{inverter_make}}</w:t>
+              <w:t>Inverter Make</w:t>
             </w:r>
           </w:p>
         </w:tc>
@@ -2571,7 +2377,7 @@
                 <w:sz w:val="20"/>
                 <w:szCs w:val="18"/>
               </w:rPr>
-              <w:t/>
+              <w:t>{{inverter_make}}</w:t>
             </w:r>
           </w:p>
         </w:tc>
@@ -2624,7 +2430,7 @@
                 <w:sz w:val="20"/>
                 <w:szCs w:val="18"/>
               </w:rPr>
-              <w:t>No. of PV Modules{{module_quantity}}</w:t>
+              <w:t>No. of PV Modules</w:t>
             </w:r>
           </w:p>
         </w:tc>
@@ -2651,7 +2457,7 @@
                 <w:sz w:val="20"/>
                 <w:szCs w:val="18"/>
               </w:rPr>
-              <w:t/>
+              <w:t>{{module_quantity}}</w:t>
             </w:r>
           </w:p>
         </w:tc>
@@ -2705,7 +2511,7 @@
                 <w:sz w:val="20"/>
                 <w:szCs w:val="18"/>
               </w:rPr>
-              <w:t>Module Capacity (Kw){{module_wattage}}</w:t>
+              <w:t>Module Capacity (Kw)</w:t>
             </w:r>
           </w:p>
         </w:tc>
@@ -2732,23 +2538,7 @@
                 <w:sz w:val="20"/>
                 <w:szCs w:val="18"/>
               </w:rPr>
-              <w:t/>
-            </w:r>
-            <w:r>
-              <w:rPr>
-                <w:rFonts w:ascii="Times New Roman" w:hAnsi="Times New Roman" w:cs="Times New Roman"/>
-                <w:sz w:val="20"/>
-                <w:szCs w:val="18"/>
-              </w:rPr>
-              <w:t/>
-            </w:r>
-            <w:r>
-              <w:rPr>
-                <w:rFonts w:ascii="Times New Roman" w:hAnsi="Times New Roman" w:cs="Times New Roman"/>
-                <w:sz w:val="20"/>
-                <w:szCs w:val="18"/>
-              </w:rPr>
-              <w:t/>
+              <w:t>{{module_wattage}}</w:t>
             </w:r>
           </w:p>
         </w:tc>
@@ -2784,7 +2574,6 @@
           <w:lang w:val="en-US"/>
         </w:rPr>
       </w:pPr>
-      <w:proofErr w:type="spellStart"/>
       <w:r>
         <w:rPr>
           <w:rFonts w:ascii="Times New Roman" w:eastAsia="Arial MT" w:hAnsi="Times New Roman" w:cs="Times New Roman"/>
@@ -2796,21 +2585,7 @@
           <w:highlight w:val="yellow"/>
           <w:lang w:val="en-US"/>
         </w:rPr>
-        <w:t>Proforma</w:t>
-      </w:r>
-      <w:proofErr w:type="spellEnd"/>
-      <w:r>
-        <w:rPr>
-          <w:rFonts w:ascii="Times New Roman" w:eastAsia="Arial MT" w:hAnsi="Times New Roman" w:cs="Times New Roman"/>
-          <w:b/>
-          <w:color w:val="535353"/>
-          <w:w w:val="105"/>
-          <w:sz w:val="20"/>
-          <w:szCs w:val="20"/>
-          <w:highlight w:val="yellow"/>
-          <w:lang w:val="en-US"/>
-        </w:rPr>
-        <w:t>-A</w:t>
+        <w:t>Proforma-A</w:t>
       </w:r>
     </w:p>
     <w:p>
@@ -3143,256 +2918,6 @@
         <w:rPr>
           <w:rFonts w:ascii="Times New Roman" w:eastAsia="Arial MT" w:hAnsi="Times New Roman" w:cs="Times New Roman"/>
           <w:color w:val="535353"/>
-          <w:spacing w:val="49"/>
-          <w:sz w:val="18"/>
-          <w:szCs w:val="18"/>
-          <w:lang w:val="en-US"/>
-        </w:rPr>
-        <w:t xml:space="preserve"/>
-      </w:r>
-      <w:r>
-        <w:rPr>
-          <w:rFonts w:ascii="Times New Roman" w:eastAsia="Arial MT" w:hAnsi="Times New Roman" w:cs="Times New Roman"/>
-          <w:color w:val="535353"/>
-          <w:sz w:val="18"/>
-          <w:szCs w:val="18"/>
-          <w:lang w:val="en-US"/>
-        </w:rPr>
-        <w:t/>
-      </w:r>
-      <w:r>
-        <w:rPr>
-          <w:rFonts w:ascii="Times New Roman" w:eastAsia="Arial MT" w:hAnsi="Times New Roman" w:cs="Times New Roman"/>
-          <w:color w:val="535353"/>
-          <w:spacing w:val="47"/>
-          <w:sz w:val="18"/>
-          <w:szCs w:val="18"/>
-          <w:lang w:val="en-US"/>
-        </w:rPr>
-        <w:t xml:space="preserve"/>
-      </w:r>
-      <w:r>
-        <w:rPr>
-          <w:rFonts w:ascii="Times New Roman" w:eastAsia="Arial MT" w:hAnsi="Times New Roman" w:cs="Times New Roman"/>
-          <w:color w:val="535353"/>
-          <w:sz w:val="18"/>
-          <w:szCs w:val="18"/>
-          <w:lang w:val="en-US"/>
-        </w:rPr>
-        <w:t/>
-      </w:r>
-      <w:r>
-        <w:rPr>
-          <w:rFonts w:ascii="Times New Roman" w:eastAsia="Arial MT" w:hAnsi="Times New Roman" w:cs="Times New Roman"/>
-          <w:color w:val="535353"/>
-          <w:spacing w:val="49"/>
-          <w:sz w:val="18"/>
-          <w:szCs w:val="18"/>
-          <w:lang w:val="en-US"/>
-        </w:rPr>
-        <w:t xml:space="preserve"/>
-      </w:r>
-      <w:r>
-        <w:rPr>
-          <w:rFonts w:ascii="Times New Roman" w:eastAsia="Arial MT" w:hAnsi="Times New Roman" w:cs="Times New Roman"/>
-          <w:color w:val="535353"/>
-          <w:sz w:val="18"/>
-          <w:szCs w:val="18"/>
-          <w:lang w:val="en-US"/>
-        </w:rPr>
-        <w:t/>
-      </w:r>
-      <w:r>
-        <w:rPr>
-          <w:rFonts w:ascii="Times New Roman" w:eastAsia="Arial MT" w:hAnsi="Times New Roman" w:cs="Times New Roman"/>
-          <w:color w:val="535353"/>
-          <w:spacing w:val="50"/>
-          <w:sz w:val="18"/>
-          <w:szCs w:val="18"/>
-          <w:lang w:val="en-US"/>
-        </w:rPr>
-        <w:t xml:space="preserve"/>
-      </w:r>
-      <w:r>
-        <w:rPr>
-          <w:rFonts w:ascii="Times New Roman" w:eastAsia="Arial MT" w:hAnsi="Times New Roman" w:cs="Times New Roman"/>
-          <w:color w:val="535353"/>
-          <w:sz w:val="18"/>
-          <w:szCs w:val="18"/>
-          <w:lang w:val="en-US"/>
-        </w:rPr>
-        <w:t/>
-      </w:r>
-      <w:r>
-        <w:rPr>
-          <w:rFonts w:ascii="Times New Roman" w:eastAsia="Arial MT" w:hAnsi="Times New Roman" w:cs="Times New Roman"/>
-          <w:color w:val="535353"/>
-          <w:spacing w:val="47"/>
-          <w:sz w:val="18"/>
-          <w:szCs w:val="18"/>
-          <w:lang w:val="en-US"/>
-        </w:rPr>
-        <w:t xml:space="preserve"/>
-      </w:r>
-      <w:r>
-        <w:rPr>
-          <w:rFonts w:ascii="Times New Roman" w:eastAsia="Arial MT" w:hAnsi="Times New Roman" w:cs="Times New Roman"/>
-          <w:color w:val="535353"/>
-          <w:sz w:val="18"/>
-          <w:szCs w:val="18"/>
-          <w:lang w:val="en-US"/>
-        </w:rPr>
-        <w:t/>
-      </w:r>
-      <w:r>
-        <w:rPr>
-          <w:rFonts w:ascii="Times New Roman" w:eastAsia="Arial MT" w:hAnsi="Times New Roman" w:cs="Times New Roman"/>
-          <w:color w:val="535353"/>
-          <w:spacing w:val="48"/>
-          <w:sz w:val="18"/>
-          <w:szCs w:val="18"/>
-          <w:lang w:val="en-US"/>
-        </w:rPr>
-        <w:t xml:space="preserve"/>
-      </w:r>
-      <w:r>
-        <w:rPr>
-          <w:rFonts w:ascii="Times New Roman" w:eastAsia="Arial MT" w:hAnsi="Times New Roman" w:cs="Times New Roman"/>
-          <w:color w:val="535353"/>
-          <w:sz w:val="18"/>
-          <w:szCs w:val="18"/>
-          <w:lang w:val="en-US"/>
-        </w:rPr>
-        <w:t/>
-      </w:r>
-      <w:r>
-        <w:rPr>
-          <w:rFonts w:ascii="Times New Roman" w:eastAsia="Arial MT" w:hAnsi="Times New Roman" w:cs="Times New Roman"/>
-          <w:color w:val="535353"/>
-          <w:spacing w:val="48"/>
-          <w:sz w:val="18"/>
-          <w:szCs w:val="18"/>
-          <w:lang w:val="en-US"/>
-        </w:rPr>
-        <w:t xml:space="preserve"/>
-      </w:r>
-      <w:r>
-        <w:rPr>
-          <w:rFonts w:ascii="Times New Roman" w:eastAsia="Arial MT" w:hAnsi="Times New Roman" w:cs="Times New Roman"/>
-          <w:color w:val="535353"/>
-          <w:sz w:val="18"/>
-          <w:szCs w:val="18"/>
-          <w:lang w:val="en-US"/>
-        </w:rPr>
-        <w:t/>
-      </w:r>
-      <w:r>
-        <w:rPr>
-          <w:rFonts w:ascii="Times New Roman" w:eastAsia="Arial MT" w:hAnsi="Times New Roman" w:cs="Times New Roman"/>
-          <w:color w:val="535353"/>
-          <w:spacing w:val="47"/>
-          <w:sz w:val="18"/>
-          <w:szCs w:val="18"/>
-          <w:lang w:val="en-US"/>
-        </w:rPr>
-        <w:t xml:space="preserve"/>
-      </w:r>
-      <w:proofErr w:type="gramStart"/>
-      <w:r>
-        <w:rPr>
-          <w:rFonts w:ascii="Times New Roman" w:eastAsia="Arial MT" w:hAnsi="Times New Roman" w:cs="Times New Roman"/>
-          <w:color w:val="535353"/>
-          <w:sz w:val="18"/>
-          <w:szCs w:val="18"/>
-          <w:lang w:val="en-US"/>
-        </w:rPr>
-        <w:t/>
-      </w:r>
-      <w:r>
-        <w:rPr>
-          <w:rFonts w:ascii="Times New Roman" w:eastAsia="Arial MT" w:hAnsi="Times New Roman" w:cs="Times New Roman"/>
-          <w:color w:val="535353"/>
-          <w:spacing w:val="-12"/>
-          <w:sz w:val="18"/>
-          <w:szCs w:val="18"/>
-          <w:lang w:val="en-US"/>
-        </w:rPr>
-        <w:t xml:space="preserve"/>
-      </w:r>
-      <w:r>
-        <w:rPr>
-          <w:rFonts w:ascii="Times New Roman" w:eastAsia="Arial MT" w:hAnsi="Times New Roman" w:cs="Times New Roman"/>
-          <w:b/>
-          <w:bCs/>
-          <w:color w:val="535353"/>
-          <w:sz w:val="18"/>
-          <w:szCs w:val="18"/>
-          <w:lang w:val="en-US"/>
-        </w:rPr>
-        <w:t/>
-      </w:r>
-      <w:proofErr w:type="gramEnd"/>
-      <w:r>
-        <w:rPr>
-          <w:rFonts w:ascii="Times New Roman" w:eastAsia="Arial MT" w:hAnsi="Times New Roman" w:cs="Times New Roman"/>
-          <w:b/>
-          <w:bCs/>
-          <w:color w:val="535353"/>
-          <w:sz w:val="18"/>
-          <w:szCs w:val="18"/>
-          <w:lang w:val="en-US"/>
-        </w:rPr>
-        <w:t xml:space="preserve"/>
-      </w:r>
-      <w:r>
-        <w:rPr>
-          <w:rFonts w:ascii="Times New Roman" w:eastAsia="Arial MT" w:hAnsi="Times New Roman" w:cs="Times New Roman"/>
-          <w:b/>
-          <w:bCs/>
-          <w:color w:val="535353"/>
-          <w:sz w:val="20"/>
-          <w:szCs w:val="20"/>
-          <w:lang w:val="en-US"/>
-        </w:rPr>
-        <w:t/>
-      </w:r>
-      <w:r>
-        <w:rPr>
-          <w:rFonts w:ascii="Times New Roman" w:eastAsia="Arial MT" w:hAnsi="Times New Roman" w:cs="Times New Roman"/>
-          <w:b/>
-          <w:bCs/>
-          <w:color w:val="535353"/>
-          <w:sz w:val="20"/>
-          <w:szCs w:val="20"/>
-          <w:lang w:val="en-US"/>
-        </w:rPr>
-        <w:t xml:space="preserve"/>
-      </w:r>
-      <w:r>
-        <w:rPr>
-          <w:rFonts w:ascii="Times New Roman" w:eastAsia="Arial MT" w:hAnsi="Times New Roman" w:cs="Times New Roman"/>
-          <w:color w:val="535353"/>
-          <w:spacing w:val="49"/>
-          <w:sz w:val="18"/>
-          <w:szCs w:val="18"/>
-          <w:lang w:val="en-US"/>
-        </w:rPr>
-        <w:t xml:space="preserve"/>
-      </w:r>
-      <w:r>
-        <w:rPr>
-          <w:rFonts w:ascii="Times New Roman" w:eastAsia="Arial MT" w:hAnsi="Times New Roman" w:cs="Times New Roman"/>
-          <w:color w:val="535353"/>
-          <w:sz w:val="18"/>
-          <w:szCs w:val="18"/>
-          <w:lang w:val="en-US"/>
-        </w:rPr>
-        <w:t/>
-      </w:r>
-      <w:r>
-        <w:rPr>
-          <w:rFonts w:ascii="Times New Roman" w:eastAsia="Arial MT" w:hAnsi="Times New Roman" w:cs="Times New Roman"/>
-          <w:color w:val="535353"/>
           <w:spacing w:val="46"/>
           <w:sz w:val="18"/>
           <w:szCs w:val="18"/>
@@ -3563,10 +3088,10 @@
       <w:r>
         <w:rPr>
           <w:rFonts w:ascii="Times New Roman" w:hAnsi="Times New Roman" w:cs="Times New Roman"/>
-          <w:sz w:val="16"/>
-          <w:szCs w:val="14"/>
-        </w:rPr>
-        <w:t xml:space="preserve"/>
+          <w:sz w:val="18"/>
+          <w:szCs w:val="16"/>
+        </w:rPr>
+        <w:t>.</w:t>
       </w:r>
       <w:r>
         <w:rPr>
@@ -3574,57 +3099,8 @@
           <w:sz w:val="16"/>
           <w:szCs w:val="14"/>
         </w:rPr>
-        <w:t/>
-      </w:r>
-      <w:r>
-        <w:rPr>
-          <w:rFonts w:ascii="Times New Roman" w:hAnsi="Times New Roman" w:cs="Times New Roman"/>
-          <w:sz w:val="16"/>
-          <w:szCs w:val="14"/>
-        </w:rPr>
-        <w:t xml:space="preserve"/>
-      </w:r>
-      <w:r>
-        <w:rPr>
-          <w:rFonts w:ascii="Times New Roman" w:hAnsi="Times New Roman" w:cs="Times New Roman"/>
-          <w:sz w:val="16"/>
-          <w:szCs w:val="14"/>
-        </w:rPr>
-        <w:t/>
-      </w:r>
-      <w:r>
-        <w:rPr>
-          <w:rFonts w:ascii="Times New Roman" w:hAnsi="Times New Roman" w:cs="Times New Roman"/>
-          <w:sz w:val="16"/>
-          <w:szCs w:val="14"/>
-        </w:rPr>
-        <w:t/>
-      </w:r>
-      <w:r>
-        <w:rPr>
-          <w:rFonts w:ascii="Times New Roman" w:hAnsi="Times New Roman" w:cs="Times New Roman"/>
-          <w:sz w:val="16"/>
-          <w:szCs w:val="14"/>
-        </w:rPr>
-        <w:t/>
-      </w:r>
-      <w:r>
-        <w:rPr>
-          <w:rFonts w:ascii="Times New Roman" w:hAnsi="Times New Roman" w:cs="Times New Roman"/>
-          <w:sz w:val="18"/>
-          <w:szCs w:val="16"/>
-        </w:rPr>
-        <w:t>.</w:t>
-      </w:r>
-      <w:r>
-        <w:rPr>
-          <w:rFonts w:ascii="Times New Roman" w:hAnsi="Times New Roman" w:cs="Times New Roman"/>
-          <w:sz w:val="16"/>
-          <w:szCs w:val="14"/>
-        </w:rPr>
         <w:t xml:space="preserve"> </w:t>
       </w:r>
-      <w:proofErr w:type="gramStart"/>
       <w:r>
         <w:rPr>
           <w:rFonts w:ascii="Times New Roman" w:eastAsia="Arial MT" w:hAnsi="Times New Roman" w:cs="Times New Roman"/>
@@ -3657,13 +3133,13 @@
           <w:szCs w:val="18"/>
           <w:lang w:val="en-US"/>
         </w:rPr>
-        <w:t>has</w:t>
-      </w:r>
-      <w:proofErr w:type="gramEnd"/>
-      <w:r>
-        <w:rPr>
-          <w:rFonts w:ascii="Times New Roman" w:eastAsia="Arial MT" w:hAnsi="Times New Roman" w:cs="Times New Roman"/>
-          <w:color w:val="535353"/>
+        <w:t xml:space="preserve">has </w:t>
+      </w:r>
+      <w:r>
+        <w:rPr>
+          <w:rFonts w:ascii="Times New Roman" w:eastAsia="Arial MT" w:hAnsi="Times New Roman" w:cs="Times New Roman"/>
+          <w:color w:val="535353"/>
+          <w:spacing w:val="4"/>
           <w:w w:val="105"/>
           <w:sz w:val="18"/>
           <w:szCs w:val="18"/>
@@ -3675,7 +3151,18 @@
         <w:rPr>
           <w:rFonts w:ascii="Times New Roman" w:eastAsia="Arial MT" w:hAnsi="Times New Roman" w:cs="Times New Roman"/>
           <w:color w:val="535353"/>
-          <w:spacing w:val="4"/>
+          <w:w w:val="105"/>
+          <w:sz w:val="18"/>
+          <w:szCs w:val="18"/>
+          <w:lang w:val="en-US"/>
+        </w:rPr>
+        <w:t xml:space="preserve">been </w:t>
+      </w:r>
+      <w:r>
+        <w:rPr>
+          <w:rFonts w:ascii="Times New Roman" w:eastAsia="Arial MT" w:hAnsi="Times New Roman" w:cs="Times New Roman"/>
+          <w:color w:val="535353"/>
+          <w:spacing w:val="6"/>
           <w:w w:val="105"/>
           <w:sz w:val="18"/>
           <w:szCs w:val="18"/>
@@ -3692,192 +3179,7 @@
           <w:szCs w:val="18"/>
           <w:lang w:val="en-US"/>
         </w:rPr>
-        <w:t xml:space="preserve">been </w:t>
-      </w:r>
-      <w:r>
-        <w:rPr>
-          <w:rFonts w:ascii="Times New Roman" w:eastAsia="Arial MT" w:hAnsi="Times New Roman" w:cs="Times New Roman"/>
-          <w:color w:val="535353"/>
-          <w:spacing w:val="6"/>
-          <w:w w:val="105"/>
-          <w:sz w:val="18"/>
-          <w:szCs w:val="18"/>
-          <w:lang w:val="en-US"/>
-        </w:rPr>
-        <w:t xml:space="preserve"> </w:t>
-      </w:r>
-      <w:r>
-        <w:rPr>
-          <w:rFonts w:ascii="Times New Roman" w:eastAsia="Arial MT" w:hAnsi="Times New Roman" w:cs="Times New Roman"/>
-          <w:color w:val="535353"/>
-          <w:w w:val="105"/>
-          <w:sz w:val="18"/>
-          <w:szCs w:val="18"/>
-          <w:lang w:val="en-US"/>
-        </w:rPr>
-        <w:t xml:space="preserve">installed by {{vendor_name}} on {{installation_date}}</w:t>
-      </w:r>
-      <w:r>
-        <w:rPr>
-          <w:rFonts w:ascii="Times New Roman" w:eastAsia="Arial MT" w:hAnsi="Times New Roman" w:cs="Times New Roman"/>
-          <w:color w:val="535353"/>
-          <w:spacing w:val="5"/>
-          <w:w w:val="105"/>
-          <w:sz w:val="18"/>
-          <w:szCs w:val="18"/>
-          <w:lang w:val="en-US"/>
-        </w:rPr>
-        <w:t xml:space="preserve"/>
-      </w:r>
-      <w:r>
-        <w:rPr>
-          <w:rFonts w:ascii="Times New Roman" w:eastAsia="Arial MT" w:hAnsi="Times New Roman" w:cs="Times New Roman"/>
-          <w:color w:val="535353"/>
-          <w:w w:val="105"/>
-          <w:sz w:val="18"/>
-          <w:szCs w:val="18"/>
-          <w:lang w:val="en-US"/>
-        </w:rPr>
-        <w:t/>
-      </w:r>
-      <w:r>
-        <w:rPr>
-          <w:rFonts w:ascii="Times New Roman" w:eastAsia="Arial MT" w:hAnsi="Times New Roman" w:cs="Times New Roman"/>
-          <w:color w:val="535353"/>
-          <w:spacing w:val="4"/>
-          <w:w w:val="105"/>
-          <w:sz w:val="18"/>
-          <w:szCs w:val="18"/>
-          <w:lang w:val="en-US"/>
-        </w:rPr>
-        <w:t xml:space="preserve"/>
-      </w:r>
-      <w:r>
-        <w:rPr>
-          <w:rFonts w:ascii="Times New Roman" w:eastAsia="Arial MT" w:hAnsi="Times New Roman" w:cs="Times New Roman"/>
-          <w:b/>
-          <w:bCs/>
-          <w:color w:val="535353"/>
-          <w:w w:val="105"/>
-          <w:sz w:val="18"/>
-          <w:szCs w:val="18"/>
-          <w:lang w:val="en-US"/>
-        </w:rPr>
-        <w:t xml:space="preserve"/>
-      </w:r>
-      <w:r>
-        <w:rPr>
-          <w:rFonts w:ascii="Times New Roman" w:eastAsia="Arial MT" w:hAnsi="Times New Roman" w:cs="Times New Roman"/>
-          <w:b/>
-          <w:bCs/>
-          <w:color w:val="535353"/>
-          <w:w w:val="105"/>
-          <w:sz w:val="19"/>
-          <w:szCs w:val="19"/>
-          <w:highlight w:val="yellow"/>
-          <w:lang w:val="en-US"/>
-        </w:rPr>
-        <w:t/>
-      </w:r>
-      <w:r>
-        <w:rPr>
-          <w:rFonts w:ascii="Times New Roman" w:eastAsia="Arial MT" w:hAnsi="Times New Roman" w:cs="Times New Roman"/>
-          <w:b/>
-          <w:bCs/>
-          <w:color w:val="535353"/>
-          <w:w w:val="105"/>
-          <w:sz w:val="18"/>
-          <w:szCs w:val="18"/>
-          <w:lang w:val="en-US"/>
-        </w:rPr>
-        <w:t xml:space="preserve"/>
-      </w:r>
-      <w:r>
-        <w:rPr>
-          <w:rFonts w:ascii="Times New Roman" w:eastAsia="Arial MT" w:hAnsi="Times New Roman" w:cs="Times New Roman"/>
-          <w:b/>
-          <w:bCs/>
-          <w:color w:val="535353"/>
-          <w:w w:val="105"/>
-          <w:sz w:val="18"/>
-          <w:szCs w:val="18"/>
-          <w:lang w:val="en-US"/>
-        </w:rPr>
-        <w:t/>
-      </w:r>
-      <w:r>
-        <w:rPr>
-          <w:rFonts w:ascii="Times New Roman" w:eastAsia="Arial MT" w:hAnsi="Times New Roman" w:cs="Times New Roman"/>
-          <w:b/>
-          <w:bCs/>
-          <w:sz w:val="18"/>
-          <w:szCs w:val="18"/>
-          <w:lang w:val="en-US"/>
-        </w:rPr>
-        <w:t xml:space="preserve"/>
-      </w:r>
-      <w:r>
-        <w:rPr>
-          <w:rFonts w:ascii="Times New Roman" w:eastAsia="Arial MT" w:hAnsi="Times New Roman" w:cs="Times New Roman"/>
-          <w:b/>
-          <w:bCs/>
-          <w:color w:val="535353"/>
-          <w:w w:val="105"/>
-          <w:sz w:val="18"/>
-          <w:szCs w:val="18"/>
-          <w:lang w:val="en-US"/>
-        </w:rPr>
-        <w:t/>
-      </w:r>
-      <w:r>
-        <w:rPr>
-          <w:rFonts w:ascii="Times New Roman" w:eastAsia="Arial MT" w:hAnsi="Times New Roman" w:cs="Times New Roman"/>
-          <w:b/>
-          <w:bCs/>
-          <w:color w:val="535353"/>
-          <w:w w:val="105"/>
-          <w:sz w:val="18"/>
-          <w:szCs w:val="18"/>
-          <w:lang w:val="en-US"/>
-        </w:rPr>
-        <w:t/>
-      </w:r>
-      <w:r>
-        <w:rPr>
-          <w:rFonts w:ascii="Times New Roman" w:eastAsia="Arial MT" w:hAnsi="Times New Roman" w:cs="Times New Roman"/>
-          <w:b/>
-          <w:bCs/>
-          <w:color w:val="535353"/>
-          <w:w w:val="105"/>
-          <w:sz w:val="18"/>
-          <w:szCs w:val="18"/>
-          <w:lang w:val="en-US"/>
-        </w:rPr>
-        <w:t/>
-      </w:r>
-      <w:r>
-        <w:rPr>
-          <w:rFonts w:ascii="Times New Roman" w:eastAsia="Arial MT" w:hAnsi="Times New Roman" w:cs="Times New Roman"/>
-          <w:b/>
-          <w:bCs/>
-          <w:color w:val="535353"/>
-          <w:w w:val="105"/>
-          <w:sz w:val="18"/>
-          <w:szCs w:val="18"/>
-          <w:lang w:val="en-US"/>
-        </w:rPr>
-        <w:t/>
-      </w:r>
-      <w:r>
-        <w:rPr>
-          <w:rFonts w:ascii="Times New Roman" w:eastAsia="Arial MT" w:hAnsi="Times New Roman" w:cs="Times New Roman"/>
-          <w:color w:val="535353"/>
-          <w:w w:val="105"/>
-          <w:sz w:val="18"/>
-          <w:szCs w:val="18"/>
-          <w:lang w:val="en-US"/>
-        </w:rPr>
-        <w:t>. The system</w:t>
+        <w:t>installed by IMPRESS SOLAR POINT on {{installation_date}}. The system</w:t>
       </w:r>
       <w:r>
         <w:rPr>
@@ -4192,7 +3494,6 @@
         </w:rPr>
         <w:t xml:space="preserve"> </w:t>
       </w:r>
-      <w:proofErr w:type="gramStart"/>
       <w:r>
         <w:rPr>
           <w:rFonts w:ascii="Times New Roman" w:hAnsi="Times New Roman" w:cs="Times New Roman"/>
@@ -4202,19 +3503,7 @@
           <w:sz w:val="18"/>
           <w:szCs w:val="17"/>
         </w:rPr>
-        <w:t>{{customer_name}}</w:t>
-      </w:r>
-      <w:proofErr w:type="gramEnd"/>
-      <w:r>
-        <w:rPr>
-          <w:rFonts w:ascii="Times New Roman" w:hAnsi="Times New Roman" w:cs="Times New Roman"/>
-          <w:b/>
-          <w:bCs/>
-          <w:color w:val="000000"/>
-          <w:sz w:val="18"/>
-          <w:szCs w:val="17"/>
-        </w:rPr>
-        <w:t xml:space="preserve">  </w:t>
+        <w:t xml:space="preserve">{{customer_name}}  </w:t>
       </w:r>
       <w:r>
         <w:rPr>
@@ -4340,7 +3629,7 @@
           <w:sz w:val="20"/>
           <w:szCs w:val="18"/>
         </w:rPr>
-        <w:t xml:space="preserve">                           </w:t>
+        <w:t xml:space="preserve">                      </w:t>
       </w:r>
       <w:r>
         <w:rPr>
@@ -4349,16 +3638,7 @@
           <w:bCs/>
           <w:szCs w:val="18"/>
         </w:rPr>
-        <w:t xml:space="preserve">{{vendor_name}}</w:t>
-      </w:r>
-      <w:r>
-        <w:rPr>
-          <w:rFonts w:ascii="Times New Roman" w:hAnsi="Times New Roman" w:cs="Times New Roman"/>
-          <w:b/>
-          <w:bCs/>
-          <w:szCs w:val="18"/>
-        </w:rPr>
-        <w:t/>
+        <w:t>IMPRESS SOLAR POINT</w:t>
       </w:r>
     </w:p>
     <w:p>
@@ -4378,39 +3658,7 @@
           <w:rFonts w:ascii="Times New Roman" w:hAnsi="Times New Roman" w:cs="Times New Roman"/>
           <w:szCs w:val="20"/>
         </w:rPr>
-        <w:t xml:space="preserve">The above RTS installation has been inspected by me for Pre-Commissioning Testing of Roof Top Solar Connection on </w:t>
-      </w:r>
-      <w:proofErr w:type="spellStart"/>
-      <w:r>
-        <w:rPr>
-          <w:rFonts w:ascii="Times New Roman" w:hAnsi="Times New Roman" w:cs="Times New Roman"/>
-          <w:szCs w:val="20"/>
-        </w:rPr>
-        <w:t>dt</w:t>
-      </w:r>
-      <w:proofErr w:type="spellEnd"/>
-      <w:r>
-        <w:rPr>
-          <w:rFonts w:ascii="Times New Roman" w:hAnsi="Times New Roman" w:cs="Times New Roman"/>
-          <w:szCs w:val="20"/>
-        </w:rPr>
-        <w:t xml:space="preserve">______________. </w:t>
-      </w:r>
-      <w:proofErr w:type="gramStart"/>
-      <w:r>
-        <w:rPr>
-          <w:rFonts w:ascii="Times New Roman" w:hAnsi="Times New Roman" w:cs="Times New Roman"/>
-          <w:szCs w:val="20"/>
-        </w:rPr>
-        <w:t>as</w:t>
-      </w:r>
-      <w:proofErr w:type="gramEnd"/>
-      <w:r>
-        <w:rPr>
-          <w:rFonts w:ascii="Times New Roman" w:hAnsi="Times New Roman" w:cs="Times New Roman"/>
-          <w:szCs w:val="20"/>
-        </w:rPr>
-        <w:t xml:space="preserve"> per guidelines issued by the office of The Chief Engineer vide letter no 21653 on dt.18.08.2022 and found in order for commissioning.</w:t>
+        <w:t>The above RTS installation has been inspected by me for Pre-Commissioning Testing of Roof Top Solar Connection on dt______________. as per guidelines issued by the office of The Chief Engineer vide letter no 21653 on dt.18.08.2022 and found in order for commissioning.</w:t>
       </w:r>
     </w:p>
     <w:p>
@@ -4502,7 +3750,7 @@
       </w:r>
     </w:p>
     <w:sectPr>
-      <w:headerReference w:type="default" r:id="rId11"/>
+      <w:headerReference w:type="default" r:id="rId10"/>
       <w:pgSz w:w="11906" w:h="16838"/>
       <w:pgMar w:top="709" w:right="1440" w:bottom="709" w:left="1440" w:header="284" w:footer="708" w:gutter="0"/>
       <w:cols w:space="708"/>
@@ -4512,8 +3760,8 @@
 </w:document>
 </file>
 
-<file path=word\endnotes.xml><?xml version="1.0" encoding="utf-8"?>
-<w:endnotes xmlns:wpc="http://schemas.microsoft.com/office/word/2010/wordprocessingCanvas" xmlns:mc="http://schemas.openxmlformats.org/markup-compatibility/2006" xmlns:o="urn:schemas-microsoft-com:office:office" xmlns:r="http://schemas.openxmlformats.org/officeDocument/2006/relationships" xmlns:m="http://schemas.openxmlformats.org/officeDocument/2006/math" xmlns:v="urn:schemas-microsoft-com:vml" xmlns:wp14="http://schemas.microsoft.com/office/word/2010/wordprocessingDrawing" xmlns:wp="http://schemas.openxmlformats.org/drawingml/2006/wordprocessingDrawing" xmlns:w10="urn:schemas-microsoft-com:office:word" xmlns:w="http://schemas.openxmlformats.org/wordprocessingml/2006/main" xmlns:w14="http://schemas.microsoft.com/office/word/2010/wordml" xmlns:wpg="http://schemas.microsoft.com/office/word/2010/wordprocessingGroup" xmlns:wpi="http://schemas.microsoft.com/office/word/2010/wordprocessingInk" xmlns:wne="http://schemas.microsoft.com/office/word/2006/wordml" xmlns:wps="http://schemas.microsoft.com/office/word/2010/wordprocessingShape" mc:Ignorable="w14 wp14">
+<file path=word/endnotes.xml><?xml version="1.0" encoding="utf-8"?>
+<w:endnotes xmlns:wpc="http://schemas.microsoft.com/office/word/2010/wordprocessingCanvas" xmlns:cx="http://schemas.microsoft.com/office/drawing/2014/chartex" xmlns:cx1="http://schemas.microsoft.com/office/drawing/2015/9/8/chartex" xmlns:cx2="http://schemas.microsoft.com/office/drawing/2015/10/21/chartex" xmlns:cx3="http://schemas.microsoft.com/office/drawing/2016/5/9/chartex" xmlns:cx4="http://schemas.microsoft.com/office/drawing/2016/5/10/chartex" xmlns:cx5="http://schemas.microsoft.com/office/drawing/2016/5/11/chartex" xmlns:cx6="http://schemas.microsoft.com/office/drawing/2016/5/12/chartex" xmlns:cx7="http://schemas.microsoft.com/office/drawing/2016/5/13/chartex" xmlns:cx8="http://schemas.microsoft.com/office/drawing/2016/5/14/chartex" xmlns:mc="http://schemas.openxmlformats.org/markup-compatibility/2006" xmlns:aink="http://schemas.microsoft.com/office/drawing/2016/ink" xmlns:am3d="http://schemas.microsoft.com/office/drawing/2017/model3d" xmlns:o="urn:schemas-microsoft-com:office:office" xmlns:oel="http://schemas.microsoft.com/office/2019/extlst" xmlns:r="http://schemas.openxmlformats.org/officeDocument/2006/relationships" xmlns:m="http://schemas.openxmlformats.org/officeDocument/2006/math" xmlns:v="urn:schemas-microsoft-com:vml" xmlns:wp14="http://schemas.microsoft.com/office/word/2010/wordprocessingDrawing" xmlns:wp="http://schemas.openxmlformats.org/drawingml/2006/wordprocessingDrawing" xmlns:w10="urn:schemas-microsoft-com:office:word" xmlns:w="http://schemas.openxmlformats.org/wordprocessingml/2006/main" xmlns:w14="http://schemas.microsoft.com/office/word/2010/wordml" xmlns:w15="http://schemas.microsoft.com/office/word/2012/wordml" xmlns:w16cex="http://schemas.microsoft.com/office/word/2018/wordml/cex" xmlns:w16cid="http://schemas.microsoft.com/office/word/2016/wordml/cid" xmlns:w16="http://schemas.microsoft.com/office/word/2018/wordml" xmlns:w16du="http://schemas.microsoft.com/office/word/2023/wordml/word16du" xmlns:w16sdtdh="http://schemas.microsoft.com/office/word/2020/wordml/sdtdatahash" xmlns:w16sdtfl="http://schemas.microsoft.com/office/word/2024/wordml/sdtformatlock" xmlns:w16se="http://schemas.microsoft.com/office/word/2015/wordml/symex" xmlns:wpg="http://schemas.microsoft.com/office/word/2010/wordprocessingGroup" xmlns:wpi="http://schemas.microsoft.com/office/word/2010/wordprocessingInk" xmlns:wne="http://schemas.microsoft.com/office/word/2006/wordml" xmlns:wps="http://schemas.microsoft.com/office/word/2010/wordprocessingShape" mc:Ignorable="w14 w15 w16se w16cid w16 w16cex w16sdtdh w16sdtfl w16du wp14">
   <w:endnote w:type="separator" w:id="-1">
     <w:p>
       <w:pPr>
@@ -4537,63 +3785,8 @@
 </w:endnotes>
 </file>
 
-<file path=word\fontTable.xml><?xml version="1.0" encoding="utf-8"?>
-<w:fonts xmlns:mc="http://schemas.openxmlformats.org/markup-compatibility/2006" xmlns:r="http://schemas.openxmlformats.org/officeDocument/2006/relationships" xmlns:w="http://schemas.openxmlformats.org/wordprocessingml/2006/main" xmlns:w14="http://schemas.microsoft.com/office/word/2010/wordml" mc:Ignorable="w14">
-  <w:font w:name="Calibri">
-    <w:panose1 w:val="020F0502020204030204"/>
-    <w:charset w:val="00"/>
-    <w:family w:val="swiss"/>
-    <w:pitch w:val="variable"/>
-    <w:sig w:usb0="E4002EFF" w:usb1="C000247B" w:usb2="00000009" w:usb3="00000000" w:csb0="000001FF" w:csb1="00000000"/>
-  </w:font>
-  <w:font w:name="Mangal">
-    <w:altName w:val="Courier New"/>
-    <w:panose1 w:val="00000400000000000000"/>
-    <w:charset w:val="01"/>
-    <w:family w:val="roman"/>
-    <w:notTrueType/>
-    <w:pitch w:val="variable"/>
-    <w:sig w:usb0="00002000" w:usb1="00000000" w:usb2="00000000" w:usb3="00000000" w:csb0="00000000" w:csb1="00000000"/>
-  </w:font>
-  <w:font w:name="Times New Roman">
-    <w:panose1 w:val="02020603050405020304"/>
-    <w:charset w:val="00"/>
-    <w:family w:val="roman"/>
-    <w:pitch w:val="variable"/>
-    <w:sig w:usb0="E0002EFF" w:usb1="C000785B" w:usb2="00000009" w:usb3="00000000" w:csb0="000001FF" w:csb1="00000000"/>
-  </w:font>
-  <w:font w:name="Bell MT">
-    <w:panose1 w:val="02020503060305020303"/>
-    <w:charset w:val="00"/>
-    <w:family w:val="roman"/>
-    <w:pitch w:val="variable"/>
-    <w:sig w:usb0="00000003" w:usb1="00000000" w:usb2="00000000" w:usb3="00000000" w:csb0="00000001" w:csb1="00000000"/>
-  </w:font>
-  <w:font w:name="Verdana">
-    <w:panose1 w:val="020B0604030504040204"/>
-    <w:charset w:val="00"/>
-    <w:family w:val="swiss"/>
-    <w:pitch w:val="variable"/>
-    <w:sig w:usb0="A00006FF" w:usb1="4000205B" w:usb2="00000010" w:usb3="00000000" w:csb0="0000019F" w:csb1="00000000"/>
-  </w:font>
-  <w:font w:name="Arial MT">
-    <w:altName w:val="Arial MT"/>
-    <w:charset w:val="01"/>
-    <w:family w:val="swiss"/>
-    <w:pitch w:val="variable"/>
-  </w:font>
-  <w:font w:name="Cambria">
-    <w:panose1 w:val="02040503050406030204"/>
-    <w:charset w:val="00"/>
-    <w:family w:val="roman"/>
-    <w:pitch w:val="variable"/>
-    <w:sig w:usb0="E00006FF" w:usb1="420024FF" w:usb2="02000000" w:usb3="00000000" w:csb0="0000019F" w:csb1="00000000"/>
-  </w:font>
-</w:fonts>
-</file>
-
-<file path=word\footnotes.xml><?xml version="1.0" encoding="utf-8"?>
-<w:footnotes xmlns:wpc="http://schemas.microsoft.com/office/word/2010/wordprocessingCanvas" xmlns:mc="http://schemas.openxmlformats.org/markup-compatibility/2006" xmlns:o="urn:schemas-microsoft-com:office:office" xmlns:r="http://schemas.openxmlformats.org/officeDocument/2006/relationships" xmlns:m="http://schemas.openxmlformats.org/officeDocument/2006/math" xmlns:v="urn:schemas-microsoft-com:vml" xmlns:wp14="http://schemas.microsoft.com/office/word/2010/wordprocessingDrawing" xmlns:wp="http://schemas.openxmlformats.org/drawingml/2006/wordprocessingDrawing" xmlns:w10="urn:schemas-microsoft-com:office:word" xmlns:w="http://schemas.openxmlformats.org/wordprocessingml/2006/main" xmlns:w14="http://schemas.microsoft.com/office/word/2010/wordml" xmlns:wpg="http://schemas.microsoft.com/office/word/2010/wordprocessingGroup" xmlns:wpi="http://schemas.microsoft.com/office/word/2010/wordprocessingInk" xmlns:wne="http://schemas.microsoft.com/office/word/2006/wordml" xmlns:wps="http://schemas.microsoft.com/office/word/2010/wordprocessingShape" mc:Ignorable="w14 wp14">
+<file path=word/footnotes.xml><?xml version="1.0" encoding="utf-8"?>
+<w:footnotes xmlns:wpc="http://schemas.microsoft.com/office/word/2010/wordprocessingCanvas" xmlns:cx="http://schemas.microsoft.com/office/drawing/2014/chartex" xmlns:cx1="http://schemas.microsoft.com/office/drawing/2015/9/8/chartex" xmlns:cx2="http://schemas.microsoft.com/office/drawing/2015/10/21/chartex" xmlns:cx3="http://schemas.microsoft.com/office/drawing/2016/5/9/chartex" xmlns:cx4="http://schemas.microsoft.com/office/drawing/2016/5/10/chartex" xmlns:cx5="http://schemas.microsoft.com/office/drawing/2016/5/11/chartex" xmlns:cx6="http://schemas.microsoft.com/office/drawing/2016/5/12/chartex" xmlns:cx7="http://schemas.microsoft.com/office/drawing/2016/5/13/chartex" xmlns:cx8="http://schemas.microsoft.com/office/drawing/2016/5/14/chartex" xmlns:mc="http://schemas.openxmlformats.org/markup-compatibility/2006" xmlns:aink="http://schemas.microsoft.com/office/drawing/2016/ink" xmlns:am3d="http://schemas.microsoft.com/office/drawing/2017/model3d" xmlns:o="urn:schemas-microsoft-com:office:office" xmlns:oel="http://schemas.microsoft.com/office/2019/extlst" xmlns:r="http://schemas.openxmlformats.org/officeDocument/2006/relationships" xmlns:m="http://schemas.openxmlformats.org/officeDocument/2006/math" xmlns:v="urn:schemas-microsoft-com:vml" xmlns:wp14="http://schemas.microsoft.com/office/word/2010/wordprocessingDrawing" xmlns:wp="http://schemas.openxmlformats.org/drawingml/2006/wordprocessingDrawing" xmlns:w10="urn:schemas-microsoft-com:office:word" xmlns:w="http://schemas.openxmlformats.org/wordprocessingml/2006/main" xmlns:w14="http://schemas.microsoft.com/office/word/2010/wordml" xmlns:w15="http://schemas.microsoft.com/office/word/2012/wordml" xmlns:w16cex="http://schemas.microsoft.com/office/word/2018/wordml/cex" xmlns:w16cid="http://schemas.microsoft.com/office/word/2016/wordml/cid" xmlns:w16="http://schemas.microsoft.com/office/word/2018/wordml" xmlns:w16du="http://schemas.microsoft.com/office/word/2023/wordml/word16du" xmlns:w16sdtdh="http://schemas.microsoft.com/office/word/2020/wordml/sdtdatahash" xmlns:w16sdtfl="http://schemas.microsoft.com/office/word/2024/wordml/sdtformatlock" xmlns:w16se="http://schemas.microsoft.com/office/word/2015/wordml/symex" xmlns:wpg="http://schemas.microsoft.com/office/word/2010/wordprocessingGroup" xmlns:wpi="http://schemas.microsoft.com/office/word/2010/wordprocessingInk" xmlns:wne="http://schemas.microsoft.com/office/word/2006/wordml" xmlns:wps="http://schemas.microsoft.com/office/word/2010/wordprocessingShape" mc:Ignorable="w14 w15 w16se w16cid w16 w16cex w16sdtdh w16sdtfl w16du wp14">
   <w:footnote w:type="separator" w:id="-1">
     <w:p>
       <w:pPr>
@@ -4617,8 +3810,8 @@
 </w:footnotes>
 </file>
 
-<file path=word\header1.xml><?xml version="1.0" encoding="utf-8"?>
-<w:hdr xmlns:wpc="http://schemas.microsoft.com/office/word/2010/wordprocessingCanvas" xmlns:mc="http://schemas.openxmlformats.org/markup-compatibility/2006" xmlns:o="urn:schemas-microsoft-com:office:office" xmlns:r="http://schemas.openxmlformats.org/officeDocument/2006/relationships" xmlns:m="http://schemas.openxmlformats.org/officeDocument/2006/math" xmlns:v="urn:schemas-microsoft-com:vml" xmlns:wp14="http://schemas.microsoft.com/office/word/2010/wordprocessingDrawing" xmlns:wp="http://schemas.openxmlformats.org/drawingml/2006/wordprocessingDrawing" xmlns:w10="urn:schemas-microsoft-com:office:word" xmlns:w="http://schemas.openxmlformats.org/wordprocessingml/2006/main" xmlns:w14="http://schemas.microsoft.com/office/word/2010/wordml" xmlns:wpg="http://schemas.microsoft.com/office/word/2010/wordprocessingGroup" xmlns:wpi="http://schemas.microsoft.com/office/word/2010/wordprocessingInk" xmlns:wne="http://schemas.microsoft.com/office/word/2006/wordml" xmlns:wps="http://schemas.microsoft.com/office/word/2010/wordprocessingShape" mc:Ignorable="w14 wp14">
+<file path=word/header1.xml><?xml version="1.0" encoding="utf-8"?>
+<w:hdr xmlns:wpc="http://schemas.microsoft.com/office/word/2010/wordprocessingCanvas" xmlns:cx="http://schemas.microsoft.com/office/drawing/2014/chartex" xmlns:cx1="http://schemas.microsoft.com/office/drawing/2015/9/8/chartex" xmlns:cx2="http://schemas.microsoft.com/office/drawing/2015/10/21/chartex" xmlns:cx3="http://schemas.microsoft.com/office/drawing/2016/5/9/chartex" xmlns:cx4="http://schemas.microsoft.com/office/drawing/2016/5/10/chartex" xmlns:cx5="http://schemas.microsoft.com/office/drawing/2016/5/11/chartex" xmlns:cx6="http://schemas.microsoft.com/office/drawing/2016/5/12/chartex" xmlns:cx7="http://schemas.microsoft.com/office/drawing/2016/5/13/chartex" xmlns:cx8="http://schemas.microsoft.com/office/drawing/2016/5/14/chartex" xmlns:mc="http://schemas.openxmlformats.org/markup-compatibility/2006" xmlns:aink="http://schemas.microsoft.com/office/drawing/2016/ink" xmlns:am3d="http://schemas.microsoft.com/office/drawing/2017/model3d" xmlns:o="urn:schemas-microsoft-com:office:office" xmlns:oel="http://schemas.microsoft.com/office/2019/extlst" xmlns:r="http://schemas.openxmlformats.org/officeDocument/2006/relationships" xmlns:m="http://schemas.openxmlformats.org/officeDocument/2006/math" xmlns:v="urn:schemas-microsoft-com:vml" xmlns:wp14="http://schemas.microsoft.com/office/word/2010/wordprocessingDrawing" xmlns:wp="http://schemas.openxmlformats.org/drawingml/2006/wordprocessingDrawing" xmlns:w10="urn:schemas-microsoft-com:office:word" xmlns:w="http://schemas.openxmlformats.org/wordprocessingml/2006/main" xmlns:w14="http://schemas.microsoft.com/office/word/2010/wordml" xmlns:w15="http://schemas.microsoft.com/office/word/2012/wordml" xmlns:w16cex="http://schemas.microsoft.com/office/word/2018/wordml/cex" xmlns:w16cid="http://schemas.microsoft.com/office/word/2016/wordml/cid" xmlns:w16="http://schemas.microsoft.com/office/word/2018/wordml" xmlns:w16du="http://schemas.microsoft.com/office/word/2023/wordml/word16du" xmlns:w16sdtdh="http://schemas.microsoft.com/office/word/2020/wordml/sdtdatahash" xmlns:w16sdtfl="http://schemas.microsoft.com/office/word/2024/wordml/sdtformatlock" xmlns:w16se="http://schemas.microsoft.com/office/word/2015/wordml/symex" xmlns:wpg="http://schemas.microsoft.com/office/word/2010/wordprocessingGroup" xmlns:wpi="http://schemas.microsoft.com/office/word/2010/wordprocessingInk" xmlns:wne="http://schemas.microsoft.com/office/word/2006/wordml" xmlns:wps="http://schemas.microsoft.com/office/word/2010/wordprocessingShape" mc:Ignorable="w14 w15 w16se w16cid w16 w16cex w16sdtdh w16sdtfl w16du wp14">
   <w:p>
     <w:pPr>
       <w:pStyle w:val="Header"/>
@@ -4637,98 +3830,8 @@
 </w:hdr>
 </file>
 
-<file path=word\settings.xml><?xml version="1.0" encoding="utf-8"?>
-<w:settings xmlns:mc="http://schemas.openxmlformats.org/markup-compatibility/2006" xmlns:o="urn:schemas-microsoft-com:office:office" xmlns:r="http://schemas.openxmlformats.org/officeDocument/2006/relationships" xmlns:m="http://schemas.openxmlformats.org/officeDocument/2006/math" xmlns:v="urn:schemas-microsoft-com:vml" xmlns:w10="urn:schemas-microsoft-com:office:word" xmlns:w="http://schemas.openxmlformats.org/wordprocessingml/2006/main" xmlns:w14="http://schemas.microsoft.com/office/word/2010/wordml" xmlns:sl="http://schemas.openxmlformats.org/schemaLibrary/2006/main" mc:Ignorable="w14">
-  <w:zoom w:percent="122"/>
-  <w:proofState w:spelling="clean" w:grammar="clean"/>
-  <w:defaultTabStop w:val="720"/>
-  <w:characterSpacingControl w:val="doNotCompress"/>
-  <w:footnotePr>
-    <w:footnote w:id="-1"/>
-    <w:footnote w:id="0"/>
-  </w:footnotePr>
-  <w:endnotePr>
-    <w:endnote w:id="-1"/>
-    <w:endnote w:id="0"/>
-  </w:endnotePr>
-  <w:compat>
-    <w:compatSetting w:name="compatibilityMode" w:uri="http://schemas.microsoft.com/office/word" w:val="14"/>
-    <w:compatSetting w:name="overrideTableStyleFontSizeAndJustification" w:uri="http://schemas.microsoft.com/office/word" w:val="1"/>
-    <w:compatSetting w:name="enableOpenTypeFeatures" w:uri="http://schemas.microsoft.com/office/word" w:val="1"/>
-    <w:compatSetting w:name="doNotFlipMirrorIndents" w:uri="http://schemas.microsoft.com/office/word" w:val="1"/>
-  </w:compat>
-  <w:rsids>
-    <w:rsidRoot w:val="00A82F3F"/>
-    <w:rsid w:val="00060A17"/>
-    <w:rsid w:val="00091618"/>
-    <w:rsid w:val="00136265"/>
-    <w:rsid w:val="001B0E8F"/>
-    <w:rsid w:val="002157A2"/>
-    <w:rsid w:val="002252FE"/>
-    <w:rsid w:val="00272AD3"/>
-    <w:rsid w:val="00291B85"/>
-    <w:rsid w:val="0031175F"/>
-    <w:rsid w:val="00402972"/>
-    <w:rsid w:val="00406EED"/>
-    <w:rsid w:val="004308C7"/>
-    <w:rsid w:val="004B04B5"/>
-    <w:rsid w:val="004E290E"/>
-    <w:rsid w:val="00672731"/>
-    <w:rsid w:val="006E444A"/>
-    <w:rsid w:val="00785F8D"/>
-    <w:rsid w:val="008710BC"/>
-    <w:rsid w:val="00882992"/>
-    <w:rsid w:val="0091320A"/>
-    <w:rsid w:val="00960322"/>
-    <w:rsid w:val="009B3660"/>
-    <w:rsid w:val="009C3E8F"/>
-    <w:rsid w:val="009D0B24"/>
-    <w:rsid w:val="00A35FEC"/>
-    <w:rsid w:val="00A766D9"/>
-    <w:rsid w:val="00A82F3F"/>
-    <w:rsid w:val="00AE421F"/>
-    <w:rsid w:val="00B301B4"/>
-    <w:rsid w:val="00B77DB7"/>
-    <w:rsid w:val="00C1327A"/>
-    <w:rsid w:val="00C35541"/>
-    <w:rsid w:val="00C70112"/>
-    <w:rsid w:val="00D537C3"/>
-    <w:rsid w:val="00EA41C3"/>
-    <w:rsid w:val="00ED783D"/>
-    <w:rsid w:val="00EE3A6D"/>
-    <w:rsid w:val="00F25E31"/>
-    <w:rsid w:val="00F72198"/>
-    <w:rsid w:val="00F921B2"/>
-    <w:rsid w:val="00FA4325"/>
-  </w:rsids>
-  <m:mathPr>
-    <m:mathFont m:val="Cambria Math"/>
-    <m:brkBin m:val="before"/>
-    <m:brkBinSub m:val="--"/>
-    <m:smallFrac m:val="0"/>
-    <m:dispDef/>
-    <m:lMargin m:val="0"/>
-    <m:rMargin m:val="0"/>
-    <m:defJc m:val="centerGroup"/>
-    <m:wrapIndent m:val="1440"/>
-    <m:intLim m:val="subSup"/>
-    <m:naryLim m:val="undOvr"/>
-  </m:mathPr>
-  <w:themeFontLang w:val="en-IN" w:bidi="mr-IN"/>
-  <w:clrSchemeMapping w:bg1="light1" w:t1="dark1" w:bg2="light2" w:t2="dark2" w:accent1="accent1" w:accent2="accent2" w:accent3="accent3" w:accent4="accent4" w:accent5="accent5" w:accent6="accent6" w:hyperlink="hyperlink" w:followedHyperlink="followedHyperlink"/>
-  <w:shapeDefaults>
-    <o:shapedefaults v:ext="edit" spidmax="1026"/>
-    <o:shapelayout v:ext="edit">
-      <o:idmap v:ext="edit" data="1"/>
-    </o:shapelayout>
-  </w:shapeDefaults>
-  <w:decimalSymbol w:val="."/>
-  <w:listSeparator w:val=","/>
-</w:settings>
-</file>
-
-<file path=word\styles.xml><?xml version="1.0" encoding="utf-8"?>
-<w:styles xmlns:mc="http://schemas.openxmlformats.org/markup-compatibility/2006" xmlns:r="http://schemas.openxmlformats.org/officeDocument/2006/relationships" xmlns:w="http://schemas.openxmlformats.org/wordprocessingml/2006/main" xmlns:w14="http://schemas.microsoft.com/office/word/2010/wordml" mc:Ignorable="w14">
+<file path=word/styles.xml><?xml version="1.0" encoding="utf-8"?>
+<w:styles xmlns:mc="http://schemas.openxmlformats.org/markup-compatibility/2006" xmlns:r="http://schemas.openxmlformats.org/officeDocument/2006/relationships" xmlns:w="http://schemas.openxmlformats.org/wordprocessingml/2006/main" xmlns:w14="http://schemas.microsoft.com/office/word/2010/wordml" xmlns:w15="http://schemas.microsoft.com/office/word/2012/wordml" xmlns:w16cex="http://schemas.microsoft.com/office/word/2018/wordml/cex" xmlns:w16cid="http://schemas.microsoft.com/office/word/2016/wordml/cid" xmlns:w16="http://schemas.microsoft.com/office/word/2018/wordml" xmlns:w16du="http://schemas.microsoft.com/office/word/2023/wordml/word16du" xmlns:w16sdtdh="http://schemas.microsoft.com/office/word/2020/wordml/sdtdatahash" xmlns:w16sdtfl="http://schemas.microsoft.com/office/word/2024/wordml/sdtformatlock" xmlns:w16se="http://schemas.microsoft.com/office/word/2015/wordml/symex" mc:Ignorable="w14 w15 w16se w16cid w16 w16cex w16sdtdh w16sdtfl w16du">
   <w:docDefaults>
     <w:rPrDefault>
       <w:rPr>
@@ -4743,144 +3846,383 @@
       </w:pPr>
     </w:pPrDefault>
   </w:docDefaults>
-  <w:latentStyles w:defLockedState="0" w:defUIPriority="99" w:defSemiHidden="1" w:defUnhideWhenUsed="1" w:defQFormat="0" w:count="267">
-    <w:lsdException w:name="Normal" w:semiHidden="0" w:uiPriority="0" w:unhideWhenUsed="0" w:qFormat="1"/>
-    <w:lsdException w:name="heading 1" w:semiHidden="0" w:uiPriority="9" w:unhideWhenUsed="0" w:qFormat="1"/>
-    <w:lsdException w:name="heading 2" w:uiPriority="9" w:qFormat="1"/>
-    <w:lsdException w:name="heading 3" w:uiPriority="9" w:qFormat="1"/>
-    <w:lsdException w:name="heading 4" w:uiPriority="9" w:qFormat="1"/>
-    <w:lsdException w:name="heading 5" w:uiPriority="9" w:qFormat="1"/>
-    <w:lsdException w:name="heading 6" w:uiPriority="9" w:qFormat="1"/>
-    <w:lsdException w:name="heading 7" w:uiPriority="9" w:qFormat="1"/>
-    <w:lsdException w:name="heading 8" w:uiPriority="9" w:qFormat="1"/>
-    <w:lsdException w:name="heading 9" w:uiPriority="9" w:qFormat="1"/>
-    <w:lsdException w:name="toc 1" w:uiPriority="39"/>
-    <w:lsdException w:name="toc 2" w:uiPriority="39"/>
-    <w:lsdException w:name="toc 3" w:uiPriority="39"/>
-    <w:lsdException w:name="toc 4" w:uiPriority="39"/>
-    <w:lsdException w:name="toc 5" w:uiPriority="39"/>
-    <w:lsdException w:name="toc 6" w:uiPriority="39"/>
-    <w:lsdException w:name="toc 7" w:uiPriority="39"/>
-    <w:lsdException w:name="toc 8" w:uiPriority="39"/>
-    <w:lsdException w:name="toc 9" w:uiPriority="39"/>
-    <w:lsdException w:name="caption" w:uiPriority="35" w:qFormat="1"/>
-    <w:lsdException w:name="Title" w:semiHidden="0" w:uiPriority="10" w:unhideWhenUsed="0" w:qFormat="1"/>
-    <w:lsdException w:name="Default Paragraph Font" w:uiPriority="1"/>
-    <w:lsdException w:name="Subtitle" w:semiHidden="0" w:uiPriority="11" w:unhideWhenUsed="0" w:qFormat="1"/>
-    <w:lsdException w:name="Strong" w:semiHidden="0" w:uiPriority="22" w:unhideWhenUsed="0" w:qFormat="1"/>
-    <w:lsdException w:name="Emphasis" w:semiHidden="0" w:uiPriority="20" w:unhideWhenUsed="0" w:qFormat="1"/>
-    <w:lsdException w:name="Table Grid" w:semiHidden="0" w:uiPriority="59" w:unhideWhenUsed="0"/>
-    <w:lsdException w:name="Placeholder Text" w:unhideWhenUsed="0"/>
-    <w:lsdException w:name="No Spacing" w:semiHidden="0" w:uiPriority="1" w:unhideWhenUsed="0" w:qFormat="1"/>
-    <w:lsdException w:name="Light Shading" w:semiHidden="0" w:uiPriority="60" w:unhideWhenUsed="0"/>
-    <w:lsdException w:name="Light List" w:semiHidden="0" w:uiPriority="61" w:unhideWhenUsed="0"/>
-    <w:lsdException w:name="Light Grid" w:semiHidden="0" w:uiPriority="62" w:unhideWhenUsed="0"/>
-    <w:lsdException w:name="Medium Shading 1" w:semiHidden="0" w:uiPriority="63" w:unhideWhenUsed="0"/>
-    <w:lsdException w:name="Medium Shading 2" w:semiHidden="0" w:uiPriority="64" w:unhideWhenUsed="0"/>
-    <w:lsdException w:name="Medium List 1" w:semiHidden="0" w:uiPriority="65" w:unhideWhenUsed="0"/>
-    <w:lsdException w:name="Medium List 2" w:semiHidden="0" w:uiPriority="66" w:unhideWhenUsed="0"/>
-    <w:lsdException w:name="Medium Grid 1" w:semiHidden="0" w:uiPriority="67" w:unhideWhenUsed="0"/>
-    <w:lsdException w:name="Medium Grid 2" w:semiHidden="0" w:uiPriority="68" w:unhideWhenUsed="0"/>
-    <w:lsdException w:name="Medium Grid 3" w:semiHidden="0" w:uiPriority="69" w:unhideWhenUsed="0"/>
-    <w:lsdException w:name="Dark List" w:semiHidden="0" w:uiPriority="70" w:unhideWhenUsed="0"/>
-    <w:lsdException w:name="Colorful Shading" w:semiHidden="0" w:uiPriority="71" w:unhideWhenUsed="0"/>
-    <w:lsdException w:name="Colorful List" w:semiHidden="0" w:uiPriority="72" w:unhideWhenUsed="0"/>
-    <w:lsdException w:name="Colorful Grid" w:semiHidden="0" w:uiPriority="73" w:unhideWhenUsed="0"/>
-    <w:lsdException w:name="Light Shading Accent 1" w:semiHidden="0" w:uiPriority="60" w:unhideWhenUsed="0"/>
-    <w:lsdException w:name="Light List Accent 1" w:semiHidden="0" w:uiPriority="61" w:unhideWhenUsed="0"/>
-    <w:lsdException w:name="Light Grid Accent 1" w:semiHidden="0" w:uiPriority="62" w:unhideWhenUsed="0"/>
-    <w:lsdException w:name="Medium Shading 1 Accent 1" w:semiHidden="0" w:uiPriority="63" w:unhideWhenUsed="0"/>
-    <w:lsdException w:name="Medium Shading 2 Accent 1" w:semiHidden="0" w:uiPriority="64" w:unhideWhenUsed="0"/>
-    <w:lsdException w:name="Medium List 1 Accent 1" w:semiHidden="0" w:uiPriority="65" w:unhideWhenUsed="0"/>
-    <w:lsdException w:name="Revision" w:unhideWhenUsed="0"/>
-    <w:lsdException w:name="List Paragraph" w:semiHidden="0" w:uiPriority="34" w:unhideWhenUsed="0" w:qFormat="1"/>
-    <w:lsdException w:name="Quote" w:semiHidden="0" w:uiPriority="29" w:unhideWhenUsed="0" w:qFormat="1"/>
-    <w:lsdException w:name="Intense Quote" w:semiHidden="0" w:uiPriority="30" w:unhideWhenUsed="0" w:qFormat="1"/>
-    <w:lsdException w:name="Medium List 2 Accent 1" w:semiHidden="0" w:uiPriority="66" w:unhideWhenUsed="0"/>
-    <w:lsdException w:name="Medium Grid 1 Accent 1" w:semiHidden="0" w:uiPriority="67" w:unhideWhenUsed="0"/>
-    <w:lsdException w:name="Medium Grid 2 Accent 1" w:semiHidden="0" w:uiPriority="68" w:unhideWhenUsed="0"/>
-    <w:lsdException w:name="Medium Grid 3 Accent 1" w:semiHidden="0" w:uiPriority="69" w:unhideWhenUsed="0"/>
-    <w:lsdException w:name="Dark List Accent 1" w:semiHidden="0" w:uiPriority="70" w:unhideWhenUsed="0"/>
-    <w:lsdException w:name="Colorful Shading Accent 1" w:semiHidden="0" w:uiPriority="71" w:unhideWhenUsed="0"/>
-    <w:lsdException w:name="Colorful List Accent 1" w:semiHidden="0" w:uiPriority="72" w:unhideWhenUsed="0"/>
-    <w:lsdException w:name="Colorful Grid Accent 1" w:semiHidden="0" w:uiPriority="73" w:unhideWhenUsed="0"/>
-    <w:lsdException w:name="Light Shading Accent 2" w:semiHidden="0" w:uiPriority="60" w:unhideWhenUsed="0"/>
-    <w:lsdException w:name="Light List Accent 2" w:semiHidden="0" w:uiPriority="61" w:unhideWhenUsed="0"/>
-    <w:lsdException w:name="Light Grid Accent 2" w:semiHidden="0" w:uiPriority="62" w:unhideWhenUsed="0"/>
-    <w:lsdException w:name="Medium Shading 1 Accent 2" w:semiHidden="0" w:uiPriority="63" w:unhideWhenUsed="0"/>
-    <w:lsdException w:name="Medium Shading 2 Accent 2" w:semiHidden="0" w:uiPriority="64" w:unhideWhenUsed="0"/>
-    <w:lsdException w:name="Medium List 1 Accent 2" w:semiHidden="0" w:uiPriority="65" w:unhideWhenUsed="0"/>
-    <w:lsdException w:name="Medium List 2 Accent 2" w:semiHidden="0" w:uiPriority="66" w:unhideWhenUsed="0"/>
-    <w:lsdException w:name="Medium Grid 1 Accent 2" w:semiHidden="0" w:uiPriority="67" w:unhideWhenUsed="0"/>
-    <w:lsdException w:name="Medium Grid 2 Accent 2" w:semiHidden="0" w:uiPriority="68" w:unhideWhenUsed="0"/>
-    <w:lsdException w:name="Medium Grid 3 Accent 2" w:semiHidden="0" w:uiPriority="69" w:unhideWhenUsed="0"/>
-    <w:lsdException w:name="Dark List Accent 2" w:semiHidden="0" w:uiPriority="70" w:unhideWhenUsed="0"/>
-    <w:lsdException w:name="Colorful Shading Accent 2" w:semiHidden="0" w:uiPriority="71" w:unhideWhenUsed="0"/>
-    <w:lsdException w:name="Colorful List Accent 2" w:semiHidden="0" w:uiPriority="72" w:unhideWhenUsed="0"/>
-    <w:lsdException w:name="Colorful Grid Accent 2" w:semiHidden="0" w:uiPriority="73" w:unhideWhenUsed="0"/>
-    <w:lsdException w:name="Light Shading Accent 3" w:semiHidden="0" w:uiPriority="60" w:unhideWhenUsed="0"/>
-    <w:lsdException w:name="Light List Accent 3" w:semiHidden="0" w:uiPriority="61" w:unhideWhenUsed="0"/>
-    <w:lsdException w:name="Light Grid Accent 3" w:semiHidden="0" w:uiPriority="62" w:unhideWhenUsed="0"/>
-    <w:lsdException w:name="Medium Shading 1 Accent 3" w:semiHidden="0" w:uiPriority="63" w:unhideWhenUsed="0"/>
-    <w:lsdException w:name="Medium Shading 2 Accent 3" w:semiHidden="0" w:uiPriority="64" w:unhideWhenUsed="0"/>
-    <w:lsdException w:name="Medium List 1 Accent 3" w:semiHidden="0" w:uiPriority="65" w:unhideWhenUsed="0"/>
-    <w:lsdException w:name="Medium List 2 Accent 3" w:semiHidden="0" w:uiPriority="66" w:unhideWhenUsed="0"/>
-    <w:lsdException w:name="Medium Grid 1 Accent 3" w:semiHidden="0" w:uiPriority="67" w:unhideWhenUsed="0"/>
-    <w:lsdException w:name="Medium Grid 2 Accent 3" w:semiHidden="0" w:uiPriority="68" w:unhideWhenUsed="0"/>
-    <w:lsdException w:name="Medium Grid 3 Accent 3" w:semiHidden="0" w:uiPriority="69" w:unhideWhenUsed="0"/>
-    <w:lsdException w:name="Dark List Accent 3" w:semiHidden="0" w:uiPriority="70" w:unhideWhenUsed="0"/>
-    <w:lsdException w:name="Colorful Shading Accent 3" w:semiHidden="0" w:uiPriority="71" w:unhideWhenUsed="0"/>
-    <w:lsdException w:name="Colorful List Accent 3" w:semiHidden="0" w:uiPriority="72" w:unhideWhenUsed="0"/>
-    <w:lsdException w:name="Colorful Grid Accent 3" w:semiHidden="0" w:uiPriority="73" w:unhideWhenUsed="0"/>
-    <w:lsdException w:name="Light Shading Accent 4" w:semiHidden="0" w:uiPriority="60" w:unhideWhenUsed="0"/>
-    <w:lsdException w:name="Light List Accent 4" w:semiHidden="0" w:uiPriority="61" w:unhideWhenUsed="0"/>
-    <w:lsdException w:name="Light Grid Accent 4" w:semiHidden="0" w:uiPriority="62" w:unhideWhenUsed="0"/>
-    <w:lsdException w:name="Medium Shading 1 Accent 4" w:semiHidden="0" w:uiPriority="63" w:unhideWhenUsed="0"/>
-    <w:lsdException w:name="Medium Shading 2 Accent 4" w:semiHidden="0" w:uiPriority="64" w:unhideWhenUsed="0"/>
-    <w:lsdException w:name="Medium List 1 Accent 4" w:semiHidden="0" w:uiPriority="65" w:unhideWhenUsed="0"/>
-    <w:lsdException w:name="Medium List 2 Accent 4" w:semiHidden="0" w:uiPriority="66" w:unhideWhenUsed="0"/>
-    <w:lsdException w:name="Medium Grid 1 Accent 4" w:semiHidden="0" w:uiPriority="67" w:unhideWhenUsed="0"/>
-    <w:lsdException w:name="Medium Grid 2 Accent 4" w:semiHidden="0" w:uiPriority="68" w:unhideWhenUsed="0"/>
-    <w:lsdException w:name="Medium Grid 3 Accent 4" w:semiHidden="0" w:uiPriority="69" w:unhideWhenUsed="0"/>
-    <w:lsdException w:name="Dark List Accent 4" w:semiHidden="0" w:uiPriority="70" w:unhideWhenUsed="0"/>
-    <w:lsdException w:name="Colorful Shading Accent 4" w:semiHidden="0" w:uiPriority="71" w:unhideWhenUsed="0"/>
-    <w:lsdException w:name="Colorful List Accent 4" w:semiHidden="0" w:uiPriority="72" w:unhideWhenUsed="0"/>
-    <w:lsdException w:name="Colorful Grid Accent 4" w:semiHidden="0" w:uiPriority="73" w:unhideWhenUsed="0"/>
-    <w:lsdException w:name="Light Shading Accent 5" w:semiHidden="0" w:uiPriority="60" w:unhideWhenUsed="0"/>
-    <w:lsdException w:name="Light List Accent 5" w:semiHidden="0" w:uiPriority="61" w:unhideWhenUsed="0"/>
-    <w:lsdException w:name="Light Grid Accent 5" w:semiHidden="0" w:uiPriority="62" w:unhideWhenUsed="0"/>
-    <w:lsdException w:name="Medium Shading 1 Accent 5" w:semiHidden="0" w:uiPriority="63" w:unhideWhenUsed="0"/>
-    <w:lsdException w:name="Medium Shading 2 Accent 5" w:semiHidden="0" w:uiPriority="64" w:unhideWhenUsed="0"/>
-    <w:lsdException w:name="Medium List 1 Accent 5" w:semiHidden="0" w:uiPriority="65" w:unhideWhenUsed="0"/>
-    <w:lsdException w:name="Medium List 2 Accent 5" w:semiHidden="0" w:uiPriority="66" w:unhideWhenUsed="0"/>
-    <w:lsdException w:name="Medium Grid 1 Accent 5" w:semiHidden="0" w:uiPriority="67" w:unhideWhenUsed="0"/>
-    <w:lsdException w:name="Medium Grid 2 Accent 5" w:semiHidden="0" w:uiPriority="68" w:unhideWhenUsed="0"/>
-    <w:lsdException w:name="Medium Grid 3 Accent 5" w:semiHidden="0" w:uiPriority="69" w:unhideWhenUsed="0"/>
-    <w:lsdException w:name="Dark List Accent 5" w:semiHidden="0" w:uiPriority="70" w:unhideWhenUsed="0"/>
-    <w:lsdException w:name="Colorful Shading Accent 5" w:semiHidden="0" w:uiPriority="71" w:unhideWhenUsed="0"/>
-    <w:lsdException w:name="Colorful List Accent 5" w:semiHidden="0" w:uiPriority="72" w:unhideWhenUsed="0"/>
-    <w:lsdException w:name="Colorful Grid Accent 5" w:semiHidden="0" w:uiPriority="73" w:unhideWhenUsed="0"/>
-    <w:lsdException w:name="Light Shading Accent 6" w:semiHidden="0" w:uiPriority="60" w:unhideWhenUsed="0"/>
-    <w:lsdException w:name="Light List Accent 6" w:semiHidden="0" w:uiPriority="61" w:unhideWhenUsed="0"/>
-    <w:lsdException w:name="Light Grid Accent 6" w:semiHidden="0" w:uiPriority="62" w:unhideWhenUsed="0"/>
-    <w:lsdException w:name="Medium Shading 1 Accent 6" w:semiHidden="0" w:uiPriority="63" w:unhideWhenUsed="0"/>
-    <w:lsdException w:name="Medium Shading 2 Accent 6" w:semiHidden="0" w:uiPriority="64" w:unhideWhenUsed="0"/>
-    <w:lsdException w:name="Medium List 1 Accent 6" w:semiHidden="0" w:uiPriority="65" w:unhideWhenUsed="0"/>
-    <w:lsdException w:name="Medium List 2 Accent 6" w:semiHidden="0" w:uiPriority="66" w:unhideWhenUsed="0"/>
-    <w:lsdException w:name="Medium Grid 1 Accent 6" w:semiHidden="0" w:uiPriority="67" w:unhideWhenUsed="0"/>
-    <w:lsdException w:name="Medium Grid 2 Accent 6" w:semiHidden="0" w:uiPriority="68" w:unhideWhenUsed="0"/>
-    <w:lsdException w:name="Medium Grid 3 Accent 6" w:semiHidden="0" w:uiPriority="69" w:unhideWhenUsed="0"/>
-    <w:lsdException w:name="Dark List Accent 6" w:semiHidden="0" w:uiPriority="70" w:unhideWhenUsed="0"/>
-    <w:lsdException w:name="Colorful Shading Accent 6" w:semiHidden="0" w:uiPriority="71" w:unhideWhenUsed="0"/>
-    <w:lsdException w:name="Colorful List Accent 6" w:semiHidden="0" w:uiPriority="72" w:unhideWhenUsed="0"/>
-    <w:lsdException w:name="Colorful Grid Accent 6" w:semiHidden="0" w:uiPriority="73" w:unhideWhenUsed="0"/>
-    <w:lsdException w:name="Subtle Emphasis" w:semiHidden="0" w:uiPriority="19" w:unhideWhenUsed="0" w:qFormat="1"/>
-    <w:lsdException w:name="Intense Emphasis" w:semiHidden="0" w:uiPriority="21" w:unhideWhenUsed="0" w:qFormat="1"/>
-    <w:lsdException w:name="Subtle Reference" w:semiHidden="0" w:uiPriority="31" w:unhideWhenUsed="0" w:qFormat="1"/>
-    <w:lsdException w:name="Intense Reference" w:semiHidden="0" w:uiPriority="32" w:unhideWhenUsed="0" w:qFormat="1"/>
-    <w:lsdException w:name="Book Title" w:semiHidden="0" w:uiPriority="33" w:unhideWhenUsed="0" w:qFormat="1"/>
-    <w:lsdException w:name="Bibliography" w:uiPriority="37"/>
-    <w:lsdException w:name="TOC Heading" w:uiPriority="39" w:qFormat="1"/>
+  <w:latentStyles w:defLockedState="0" w:defUIPriority="99" w:defSemiHidden="0" w:defUnhideWhenUsed="0" w:defQFormat="0" w:count="376">
+    <w:lsdException w:name="Normal" w:uiPriority="0" w:qFormat="1"/>
+    <w:lsdException w:name="heading 1" w:uiPriority="9" w:qFormat="1"/>
+    <w:lsdException w:name="heading 2" w:semiHidden="1" w:uiPriority="9" w:unhideWhenUsed="1" w:qFormat="1"/>
+    <w:lsdException w:name="heading 3" w:semiHidden="1" w:uiPriority="9" w:unhideWhenUsed="1" w:qFormat="1"/>
+    <w:lsdException w:name="heading 4" w:semiHidden="1" w:uiPriority="9" w:unhideWhenUsed="1" w:qFormat="1"/>
+    <w:lsdException w:name="heading 5" w:semiHidden="1" w:uiPriority="9" w:unhideWhenUsed="1" w:qFormat="1"/>
+    <w:lsdException w:name="heading 6" w:semiHidden="1" w:uiPriority="9" w:unhideWhenUsed="1" w:qFormat="1"/>
+    <w:lsdException w:name="heading 7" w:semiHidden="1" w:uiPriority="9" w:unhideWhenUsed="1" w:qFormat="1"/>
+    <w:lsdException w:name="heading 8" w:semiHidden="1" w:uiPriority="9" w:unhideWhenUsed="1" w:qFormat="1"/>
+    <w:lsdException w:name="heading 9" w:semiHidden="1" w:uiPriority="9" w:unhideWhenUsed="1" w:qFormat="1"/>
+    <w:lsdException w:name="index 1" w:semiHidden="1" w:unhideWhenUsed="1"/>
+    <w:lsdException w:name="index 2" w:semiHidden="1" w:unhideWhenUsed="1"/>
+    <w:lsdException w:name="index 3" w:semiHidden="1" w:unhideWhenUsed="1"/>
+    <w:lsdException w:name="index 4" w:semiHidden="1" w:unhideWhenUsed="1"/>
+    <w:lsdException w:name="index 5" w:semiHidden="1" w:unhideWhenUsed="1"/>
+    <w:lsdException w:name="index 6" w:semiHidden="1" w:unhideWhenUsed="1"/>
+    <w:lsdException w:name="index 7" w:semiHidden="1" w:unhideWhenUsed="1"/>
+    <w:lsdException w:name="index 8" w:semiHidden="1" w:unhideWhenUsed="1"/>
+    <w:lsdException w:name="index 9" w:semiHidden="1" w:unhideWhenUsed="1"/>
+    <w:lsdException w:name="toc 1" w:semiHidden="1" w:uiPriority="39" w:unhideWhenUsed="1"/>
+    <w:lsdException w:name="toc 2" w:semiHidden="1" w:uiPriority="39" w:unhideWhenUsed="1"/>
+    <w:lsdException w:name="toc 3" w:semiHidden="1" w:uiPriority="39" w:unhideWhenUsed="1"/>
+    <w:lsdException w:name="toc 4" w:semiHidden="1" w:uiPriority="39" w:unhideWhenUsed="1"/>
+    <w:lsdException w:name="toc 5" w:semiHidden="1" w:uiPriority="39" w:unhideWhenUsed="1"/>
+    <w:lsdException w:name="toc 6" w:semiHidden="1" w:uiPriority="39" w:unhideWhenUsed="1"/>
+    <w:lsdException w:name="toc 7" w:semiHidden="1" w:uiPriority="39" w:unhideWhenUsed="1"/>
+    <w:lsdException w:name="toc 8" w:semiHidden="1" w:uiPriority="39" w:unhideWhenUsed="1"/>
+    <w:lsdException w:name="toc 9" w:semiHidden="1" w:uiPriority="39" w:unhideWhenUsed="1"/>
+    <w:lsdException w:name="Normal Indent" w:semiHidden="1" w:unhideWhenUsed="1"/>
+    <w:lsdException w:name="footnote text" w:semiHidden="1" w:unhideWhenUsed="1"/>
+    <w:lsdException w:name="annotation text" w:semiHidden="1" w:unhideWhenUsed="1"/>
+    <w:lsdException w:name="header" w:semiHidden="1" w:unhideWhenUsed="1"/>
+    <w:lsdException w:name="footer" w:semiHidden="1" w:unhideWhenUsed="1"/>
+    <w:lsdException w:name="index heading" w:semiHidden="1" w:unhideWhenUsed="1"/>
+    <w:lsdException w:name="caption" w:semiHidden="1" w:uiPriority="35" w:unhideWhenUsed="1" w:qFormat="1"/>
+    <w:lsdException w:name="table of figures" w:semiHidden="1" w:unhideWhenUsed="1"/>
+    <w:lsdException w:name="envelope address" w:semiHidden="1" w:unhideWhenUsed="1"/>
+    <w:lsdException w:name="envelope return" w:semiHidden="1" w:unhideWhenUsed="1"/>
+    <w:lsdException w:name="footnote reference" w:semiHidden="1" w:unhideWhenUsed="1"/>
+    <w:lsdException w:name="annotation reference" w:semiHidden="1" w:unhideWhenUsed="1"/>
+    <w:lsdException w:name="line number" w:semiHidden="1" w:unhideWhenUsed="1"/>
+    <w:lsdException w:name="page number" w:semiHidden="1" w:unhideWhenUsed="1"/>
+    <w:lsdException w:name="endnote reference" w:semiHidden="1" w:unhideWhenUsed="1"/>
+    <w:lsdException w:name="endnote text" w:semiHidden="1" w:unhideWhenUsed="1"/>
+    <w:lsdException w:name="table of authorities" w:semiHidden="1" w:unhideWhenUsed="1"/>
+    <w:lsdException w:name="macro" w:semiHidden="1" w:unhideWhenUsed="1"/>
+    <w:lsdException w:name="toa heading" w:semiHidden="1" w:unhideWhenUsed="1"/>
+    <w:lsdException w:name="List" w:semiHidden="1" w:unhideWhenUsed="1"/>
+    <w:lsdException w:name="List Bullet" w:semiHidden="1" w:unhideWhenUsed="1"/>
+    <w:lsdException w:name="List Number" w:semiHidden="1" w:unhideWhenUsed="1"/>
+    <w:lsdException w:name="List 2" w:semiHidden="1" w:unhideWhenUsed="1"/>
+    <w:lsdException w:name="List 3" w:semiHidden="1" w:unhideWhenUsed="1"/>
+    <w:lsdException w:name="List 4" w:semiHidden="1" w:unhideWhenUsed="1"/>
+    <w:lsdException w:name="List 5" w:semiHidden="1" w:unhideWhenUsed="1"/>
+    <w:lsdException w:name="List Bullet 2" w:semiHidden="1" w:unhideWhenUsed="1"/>
+    <w:lsdException w:name="List Bullet 3" w:semiHidden="1" w:unhideWhenUsed="1"/>
+    <w:lsdException w:name="List Bullet 4" w:semiHidden="1" w:unhideWhenUsed="1"/>
+    <w:lsdException w:name="List Bullet 5" w:semiHidden="1" w:unhideWhenUsed="1"/>
+    <w:lsdException w:name="List Number 2" w:semiHidden="1" w:unhideWhenUsed="1"/>
+    <w:lsdException w:name="List Number 3" w:semiHidden="1" w:unhideWhenUsed="1"/>
+    <w:lsdException w:name="List Number 4" w:semiHidden="1" w:unhideWhenUsed="1"/>
+    <w:lsdException w:name="List Number 5" w:semiHidden="1" w:unhideWhenUsed="1"/>
+    <w:lsdException w:name="Title" w:uiPriority="10" w:qFormat="1"/>
+    <w:lsdException w:name="Closing" w:semiHidden="1" w:unhideWhenUsed="1"/>
+    <w:lsdException w:name="Signature" w:semiHidden="1" w:unhideWhenUsed="1"/>
+    <w:lsdException w:name="Default Paragraph Font" w:semiHidden="1" w:uiPriority="1" w:unhideWhenUsed="1"/>
+    <w:lsdException w:name="Body Text" w:semiHidden="1" w:unhideWhenUsed="1"/>
+    <w:lsdException w:name="Body Text Indent" w:semiHidden="1" w:unhideWhenUsed="1"/>
+    <w:lsdException w:name="List Continue" w:semiHidden="1" w:unhideWhenUsed="1"/>
+    <w:lsdException w:name="List Continue 2" w:semiHidden="1" w:unhideWhenUsed="1"/>
+    <w:lsdException w:name="List Continue 3" w:semiHidden="1" w:unhideWhenUsed="1"/>
+    <w:lsdException w:name="List Continue 4" w:semiHidden="1" w:unhideWhenUsed="1"/>
+    <w:lsdException w:name="List Continue 5" w:semiHidden="1" w:unhideWhenUsed="1"/>
+    <w:lsdException w:name="Message Header" w:semiHidden="1" w:unhideWhenUsed="1"/>
+    <w:lsdException w:name="Subtitle" w:uiPriority="11" w:qFormat="1"/>
+    <w:lsdException w:name="Salutation" w:semiHidden="1" w:unhideWhenUsed="1"/>
+    <w:lsdException w:name="Date" w:semiHidden="1" w:unhideWhenUsed="1"/>
+    <w:lsdException w:name="Body Text First Indent" w:semiHidden="1" w:unhideWhenUsed="1"/>
+    <w:lsdException w:name="Body Text First Indent 2" w:semiHidden="1" w:unhideWhenUsed="1"/>
+    <w:lsdException w:name="Note Heading" w:semiHidden="1" w:unhideWhenUsed="1"/>
+    <w:lsdException w:name="Body Text 2" w:semiHidden="1" w:unhideWhenUsed="1"/>
+    <w:lsdException w:name="Body Text 3" w:semiHidden="1" w:unhideWhenUsed="1"/>
+    <w:lsdException w:name="Body Text Indent 2" w:semiHidden="1" w:unhideWhenUsed="1"/>
+    <w:lsdException w:name="Body Text Indent 3" w:semiHidden="1" w:unhideWhenUsed="1"/>
+    <w:lsdException w:name="Block Text" w:semiHidden="1" w:unhideWhenUsed="1"/>
+    <w:lsdException w:name="Hyperlink" w:semiHidden="1" w:unhideWhenUsed="1"/>
+    <w:lsdException w:name="FollowedHyperlink" w:semiHidden="1" w:unhideWhenUsed="1"/>
+    <w:lsdException w:name="Strong" w:uiPriority="22" w:qFormat="1"/>
+    <w:lsdException w:name="Emphasis" w:uiPriority="20" w:qFormat="1"/>
+    <w:lsdException w:name="Document Map" w:semiHidden="1" w:unhideWhenUsed="1"/>
+    <w:lsdException w:name="Plain Text" w:semiHidden="1" w:unhideWhenUsed="1"/>
+    <w:lsdException w:name="E-mail Signature" w:semiHidden="1" w:unhideWhenUsed="1"/>
+    <w:lsdException w:name="HTML Top of Form" w:semiHidden="1" w:unhideWhenUsed="1"/>
+    <w:lsdException w:name="HTML Bottom of Form" w:semiHidden="1" w:unhideWhenUsed="1"/>
+    <w:lsdException w:name="Normal (Web)" w:semiHidden="1" w:unhideWhenUsed="1"/>
+    <w:lsdException w:name="HTML Acronym" w:semiHidden="1" w:unhideWhenUsed="1"/>
+    <w:lsdException w:name="HTML Address" w:semiHidden="1" w:unhideWhenUsed="1"/>
+    <w:lsdException w:name="HTML Cite" w:semiHidden="1" w:unhideWhenUsed="1"/>
+    <w:lsdException w:name="HTML Code" w:semiHidden="1" w:unhideWhenUsed="1"/>
+    <w:lsdException w:name="HTML Definition" w:semiHidden="1" w:unhideWhenUsed="1"/>
+    <w:lsdException w:name="HTML Keyboard" w:semiHidden="1" w:unhideWhenUsed="1"/>
+    <w:lsdException w:name="HTML Preformatted" w:semiHidden="1" w:unhideWhenUsed="1"/>
+    <w:lsdException w:name="HTML Sample" w:semiHidden="1" w:unhideWhenUsed="1"/>
+    <w:lsdException w:name="HTML Typewriter" w:semiHidden="1" w:unhideWhenUsed="1"/>
+    <w:lsdException w:name="HTML Variable" w:semiHidden="1" w:unhideWhenUsed="1"/>
+    <w:lsdException w:name="Normal Table" w:semiHidden="1" w:unhideWhenUsed="1"/>
+    <w:lsdException w:name="annotation subject" w:semiHidden="1" w:unhideWhenUsed="1"/>
+    <w:lsdException w:name="No List" w:semiHidden="1" w:unhideWhenUsed="1"/>
+    <w:lsdException w:name="Outline List 1" w:semiHidden="1" w:unhideWhenUsed="1"/>
+    <w:lsdException w:name="Outline List 2" w:semiHidden="1" w:unhideWhenUsed="1"/>
+    <w:lsdException w:name="Outline List 3" w:semiHidden="1" w:unhideWhenUsed="1"/>
+    <w:lsdException w:name="Table Simple 1" w:semiHidden="1" w:unhideWhenUsed="1"/>
+    <w:lsdException w:name="Table Simple 2" w:semiHidden="1" w:unhideWhenUsed="1"/>
+    <w:lsdException w:name="Table Simple 3" w:semiHidden="1" w:unhideWhenUsed="1"/>
+    <w:lsdException w:name="Table Classic 1" w:semiHidden="1" w:unhideWhenUsed="1"/>
+    <w:lsdException w:name="Table Classic 2" w:semiHidden="1" w:unhideWhenUsed="1"/>
+    <w:lsdException w:name="Table Classic 3" w:semiHidden="1" w:unhideWhenUsed="1"/>
+    <w:lsdException w:name="Table Classic 4" w:semiHidden="1" w:unhideWhenUsed="1"/>
+    <w:lsdException w:name="Table Colorful 1" w:semiHidden="1" w:unhideWhenUsed="1"/>
+    <w:lsdException w:name="Table Colorful 2" w:semiHidden="1" w:unhideWhenUsed="1"/>
+    <w:lsdException w:name="Table Colorful 3" w:semiHidden="1" w:unhideWhenUsed="1"/>
+    <w:lsdException w:name="Table Columns 1" w:semiHidden="1" w:unhideWhenUsed="1"/>
+    <w:lsdException w:name="Table Columns 2" w:semiHidden="1" w:unhideWhenUsed="1"/>
+    <w:lsdException w:name="Table Columns 3" w:semiHidden="1" w:unhideWhenUsed="1"/>
+    <w:lsdException w:name="Table Columns 4" w:semiHidden="1" w:unhideWhenUsed="1"/>
+    <w:lsdException w:name="Table Columns 5" w:semiHidden="1" w:unhideWhenUsed="1"/>
+    <w:lsdException w:name="Table Grid 1" w:semiHidden="1" w:unhideWhenUsed="1"/>
+    <w:lsdException w:name="Table Grid 2" w:semiHidden="1" w:unhideWhenUsed="1"/>
+    <w:lsdException w:name="Table Grid 3" w:semiHidden="1" w:unhideWhenUsed="1"/>
+    <w:lsdException w:name="Table Grid 4" w:semiHidden="1" w:unhideWhenUsed="1"/>
+    <w:lsdException w:name="Table Grid 5" w:semiHidden="1" w:unhideWhenUsed="1"/>
+    <w:lsdException w:name="Table Grid 6" w:semiHidden="1" w:unhideWhenUsed="1"/>
+    <w:lsdException w:name="Table Grid 7" w:semiHidden="1" w:unhideWhenUsed="1"/>
+    <w:lsdException w:name="Table Grid 8" w:semiHidden="1" w:unhideWhenUsed="1"/>
+    <w:lsdException w:name="Table List 1" w:semiHidden="1" w:unhideWhenUsed="1"/>
+    <w:lsdException w:name="Table List 2" w:semiHidden="1" w:unhideWhenUsed="1"/>
+    <w:lsdException w:name="Table List 3" w:semiHidden="1" w:unhideWhenUsed="1"/>
+    <w:lsdException w:name="Table List 4" w:semiHidden="1" w:unhideWhenUsed="1"/>
+    <w:lsdException w:name="Table List 5" w:semiHidden="1" w:unhideWhenUsed="1"/>
+    <w:lsdException w:name="Table List 6" w:semiHidden="1" w:unhideWhenUsed="1"/>
+    <w:lsdException w:name="Table List 7" w:semiHidden="1" w:unhideWhenUsed="1"/>
+    <w:lsdException w:name="Table List 8" w:semiHidden="1" w:unhideWhenUsed="1"/>
+    <w:lsdException w:name="Table 3D effects 1" w:semiHidden="1" w:unhideWhenUsed="1"/>
+    <w:lsdException w:name="Table 3D effects 2" w:semiHidden="1" w:unhideWhenUsed="1"/>
+    <w:lsdException w:name="Table 3D effects 3" w:semiHidden="1" w:unhideWhenUsed="1"/>
+    <w:lsdException w:name="Table Contemporary" w:semiHidden="1" w:unhideWhenUsed="1"/>
+    <w:lsdException w:name="Table Elegant" w:semiHidden="1" w:unhideWhenUsed="1"/>
+    <w:lsdException w:name="Table Professional" w:semiHidden="1" w:unhideWhenUsed="1"/>
+    <w:lsdException w:name="Table Subtle 1" w:semiHidden="1" w:unhideWhenUsed="1"/>
+    <w:lsdException w:name="Table Subtle 2" w:semiHidden="1" w:unhideWhenUsed="1"/>
+    <w:lsdException w:name="Table Web 1" w:semiHidden="1" w:unhideWhenUsed="1"/>
+    <w:lsdException w:name="Table Web 2" w:semiHidden="1" w:unhideWhenUsed="1"/>
+    <w:lsdException w:name="Table Web 3" w:semiHidden="1" w:unhideWhenUsed="1"/>
+    <w:lsdException w:name="Balloon Text" w:semiHidden="1" w:unhideWhenUsed="1"/>
+    <w:lsdException w:name="Table Grid" w:uiPriority="59"/>
+    <w:lsdException w:name="Table Theme" w:semiHidden="1" w:unhideWhenUsed="1"/>
+    <w:lsdException w:name="Placeholder Text" w:semiHidden="1"/>
+    <w:lsdException w:name="No Spacing" w:uiPriority="1" w:qFormat="1"/>
+    <w:lsdException w:name="Light Shading" w:uiPriority="60"/>
+    <w:lsdException w:name="Light List" w:uiPriority="61"/>
+    <w:lsdException w:name="Light Grid" w:uiPriority="62"/>
+    <w:lsdException w:name="Medium Shading 1" w:uiPriority="63"/>
+    <w:lsdException w:name="Medium Shading 2" w:uiPriority="64"/>
+    <w:lsdException w:name="Medium List 1" w:uiPriority="65"/>
+    <w:lsdException w:name="Medium List 2" w:uiPriority="66"/>
+    <w:lsdException w:name="Medium Grid 1" w:uiPriority="67"/>
+    <w:lsdException w:name="Medium Grid 2" w:uiPriority="68"/>
+    <w:lsdException w:name="Medium Grid 3" w:uiPriority="69"/>
+    <w:lsdException w:name="Dark List" w:uiPriority="70"/>
+    <w:lsdException w:name="Colorful Shading" w:uiPriority="71"/>
+    <w:lsdException w:name="Colorful List" w:uiPriority="72"/>
+    <w:lsdException w:name="Colorful Grid" w:uiPriority="73"/>
+    <w:lsdException w:name="Light Shading Accent 1" w:uiPriority="60"/>
+    <w:lsdException w:name="Light List Accent 1" w:uiPriority="61"/>
+    <w:lsdException w:name="Light Grid Accent 1" w:uiPriority="62"/>
+    <w:lsdException w:name="Medium Shading 1 Accent 1" w:uiPriority="63"/>
+    <w:lsdException w:name="Medium Shading 2 Accent 1" w:uiPriority="64"/>
+    <w:lsdException w:name="Medium List 1 Accent 1" w:uiPriority="65"/>
+    <w:lsdException w:name="Revision" w:semiHidden="1"/>
+    <w:lsdException w:name="List Paragraph" w:uiPriority="34" w:qFormat="1"/>
+    <w:lsdException w:name="Quote" w:uiPriority="29" w:qFormat="1"/>
+    <w:lsdException w:name="Intense Quote" w:uiPriority="30" w:qFormat="1"/>
+    <w:lsdException w:name="Medium List 2 Accent 1" w:uiPriority="66"/>
+    <w:lsdException w:name="Medium Grid 1 Accent 1" w:uiPriority="67"/>
+    <w:lsdException w:name="Medium Grid 2 Accent 1" w:uiPriority="68"/>
+    <w:lsdException w:name="Medium Grid 3 Accent 1" w:uiPriority="69"/>
+    <w:lsdException w:name="Dark List Accent 1" w:uiPriority="70"/>
+    <w:lsdException w:name="Colorful Shading Accent 1" w:uiPriority="71"/>
+    <w:lsdException w:name="Colorful List Accent 1" w:uiPriority="72"/>
+    <w:lsdException w:name="Colorful Grid Accent 1" w:uiPriority="73"/>
+    <w:lsdException w:name="Light Shading Accent 2" w:uiPriority="60"/>
+    <w:lsdException w:name="Light List Accent 2" w:uiPriority="61"/>
+    <w:lsdException w:name="Light Grid Accent 2" w:uiPriority="62"/>
+    <w:lsdException w:name="Medium Shading 1 Accent 2" w:uiPriority="63"/>
+    <w:lsdException w:name="Medium Shading 2 Accent 2" w:uiPriority="64"/>
+    <w:lsdException w:name="Medium List 1 Accent 2" w:uiPriority="65"/>
+    <w:lsdException w:name="Medium List 2 Accent 2" w:uiPriority="66"/>
+    <w:lsdException w:name="Medium Grid 1 Accent 2" w:uiPriority="67"/>
+    <w:lsdException w:name="Medium Grid 2 Accent 2" w:uiPriority="68"/>
+    <w:lsdException w:name="Medium Grid 3 Accent 2" w:uiPriority="69"/>
+    <w:lsdException w:name="Dark List Accent 2" w:uiPriority="70"/>
+    <w:lsdException w:name="Colorful Shading Accent 2" w:uiPriority="71"/>
+    <w:lsdException w:name="Colorful List Accent 2" w:uiPriority="72"/>
+    <w:lsdException w:name="Colorful Grid Accent 2" w:uiPriority="73"/>
+    <w:lsdException w:name="Light Shading Accent 3" w:uiPriority="60"/>
+    <w:lsdException w:name="Light List Accent 3" w:uiPriority="61"/>
+    <w:lsdException w:name="Light Grid Accent 3" w:uiPriority="62"/>
+    <w:lsdException w:name="Medium Shading 1 Accent 3" w:uiPriority="63"/>
+    <w:lsdException w:name="Medium Shading 2 Accent 3" w:uiPriority="64"/>
+    <w:lsdException w:name="Medium List 1 Accent 3" w:uiPriority="65"/>
+    <w:lsdException w:name="Medium List 2 Accent 3" w:uiPriority="66"/>
+    <w:lsdException w:name="Medium Grid 1 Accent 3" w:uiPriority="67"/>
+    <w:lsdException w:name="Medium Grid 2 Accent 3" w:uiPriority="68"/>
+    <w:lsdException w:name="Medium Grid 3 Accent 3" w:uiPriority="69"/>
+    <w:lsdException w:name="Dark List Accent 3" w:uiPriority="70"/>
+    <w:lsdException w:name="Colorful Shading Accent 3" w:uiPriority="71"/>
+    <w:lsdException w:name="Colorful List Accent 3" w:uiPriority="72"/>
+    <w:lsdException w:name="Colorful Grid Accent 3" w:uiPriority="73"/>
+    <w:lsdException w:name="Light Shading Accent 4" w:uiPriority="60"/>
+    <w:lsdException w:name="Light List Accent 4" w:uiPriority="61"/>
+    <w:lsdException w:name="Light Grid Accent 4" w:uiPriority="62"/>
+    <w:lsdException w:name="Medium Shading 1 Accent 4" w:uiPriority="63"/>
+    <w:lsdException w:name="Medium Shading 2 Accent 4" w:uiPriority="64"/>
+    <w:lsdException w:name="Medium List 1 Accent 4" w:uiPriority="65"/>
+    <w:lsdException w:name="Medium List 2 Accent 4" w:uiPriority="66"/>
+    <w:lsdException w:name="Medium Grid 1 Accent 4" w:uiPriority="67"/>
+    <w:lsdException w:name="Medium Grid 2 Accent 4" w:uiPriority="68"/>
+    <w:lsdException w:name="Medium Grid 3 Accent 4" w:uiPriority="69"/>
+    <w:lsdException w:name="Dark List Accent 4" w:uiPriority="70"/>
+    <w:lsdException w:name="Colorful Shading Accent 4" w:uiPriority="71"/>
+    <w:lsdException w:name="Colorful List Accent 4" w:uiPriority="72"/>
+    <w:lsdException w:name="Colorful Grid Accent 4" w:uiPriority="73"/>
+    <w:lsdException w:name="Light Shading Accent 5" w:uiPriority="60"/>
+    <w:lsdException w:name="Light List Accent 5" w:uiPriority="61"/>
+    <w:lsdException w:name="Light Grid Accent 5" w:uiPriority="62"/>
+    <w:lsdException w:name="Medium Shading 1 Accent 5" w:uiPriority="63"/>
+    <w:lsdException w:name="Medium Shading 2 Accent 5" w:uiPriority="64"/>
+    <w:lsdException w:name="Medium List 1 Accent 5" w:uiPriority="65"/>
+    <w:lsdException w:name="Medium List 2 Accent 5" w:uiPriority="66"/>
+    <w:lsdException w:name="Medium Grid 1 Accent 5" w:uiPriority="67"/>
+    <w:lsdException w:name="Medium Grid 2 Accent 5" w:uiPriority="68"/>
+    <w:lsdException w:name="Medium Grid 3 Accent 5" w:uiPriority="69"/>
+    <w:lsdException w:name="Dark List Accent 5" w:uiPriority="70"/>
+    <w:lsdException w:name="Colorful Shading Accent 5" w:uiPriority="71"/>
+    <w:lsdException w:name="Colorful List Accent 5" w:uiPriority="72"/>
+    <w:lsdException w:name="Colorful Grid Accent 5" w:uiPriority="73"/>
+    <w:lsdException w:name="Light Shading Accent 6" w:uiPriority="60"/>
+    <w:lsdException w:name="Light List Accent 6" w:uiPriority="61"/>
+    <w:lsdException w:name="Light Grid Accent 6" w:uiPriority="62"/>
+    <w:lsdException w:name="Medium Shading 1 Accent 6" w:uiPriority="63"/>
+    <w:lsdException w:name="Medium Shading 2 Accent 6" w:uiPriority="64"/>
+    <w:lsdException w:name="Medium List 1 Accent 6" w:uiPriority="65"/>
+    <w:lsdException w:name="Medium List 2 Accent 6" w:uiPriority="66"/>
+    <w:lsdException w:name="Medium Grid 1 Accent 6" w:uiPriority="67"/>
+    <w:lsdException w:name="Medium Grid 2 Accent 6" w:uiPriority="68"/>
+    <w:lsdException w:name="Medium Grid 3 Accent 6" w:uiPriority="69"/>
+    <w:lsdException w:name="Dark List Accent 6" w:uiPriority="70"/>
+    <w:lsdException w:name="Colorful Shading Accent 6" w:uiPriority="71"/>
+    <w:lsdException w:name="Colorful List Accent 6" w:uiPriority="72"/>
+    <w:lsdException w:name="Colorful Grid Accent 6" w:uiPriority="73"/>
+    <w:lsdException w:name="Subtle Emphasis" w:uiPriority="19" w:qFormat="1"/>
+    <w:lsdException w:name="Intense Emphasis" w:uiPriority="21" w:qFormat="1"/>
+    <w:lsdException w:name="Subtle Reference" w:uiPriority="31" w:qFormat="1"/>
+    <w:lsdException w:name="Intense Reference" w:uiPriority="32" w:qFormat="1"/>
+    <w:lsdException w:name="Book Title" w:uiPriority="33" w:qFormat="1"/>
+    <w:lsdException w:name="Bibliography" w:semiHidden="1" w:uiPriority="37" w:unhideWhenUsed="1"/>
+    <w:lsdException w:name="TOC Heading" w:semiHidden="1" w:uiPriority="39" w:unhideWhenUsed="1" w:qFormat="1"/>
+    <w:lsdException w:name="Plain Table 1" w:uiPriority="41"/>
+    <w:lsdException w:name="Plain Table 2" w:uiPriority="42"/>
+    <w:lsdException w:name="Plain Table 3" w:uiPriority="43"/>
+    <w:lsdException w:name="Plain Table 4" w:uiPriority="44"/>
+    <w:lsdException w:name="Plain Table 5" w:uiPriority="45"/>
+    <w:lsdException w:name="Grid Table Light" w:uiPriority="40"/>
+    <w:lsdException w:name="Grid Table 1 Light" w:uiPriority="46"/>
+    <w:lsdException w:name="Grid Table 2" w:uiPriority="47"/>
+    <w:lsdException w:name="Grid Table 3" w:uiPriority="48"/>
+    <w:lsdException w:name="Grid Table 4" w:uiPriority="49"/>
+    <w:lsdException w:name="Grid Table 5 Dark" w:uiPriority="50"/>
+    <w:lsdException w:name="Grid Table 6 Colorful" w:uiPriority="51"/>
+    <w:lsdException w:name="Grid Table 7 Colorful" w:uiPriority="52"/>
+    <w:lsdException w:name="Grid Table 1 Light Accent 1" w:uiPriority="46"/>
+    <w:lsdException w:name="Grid Table 2 Accent 1" w:uiPriority="47"/>
+    <w:lsdException w:name="Grid Table 3 Accent 1" w:uiPriority="48"/>
+    <w:lsdException w:name="Grid Table 4 Accent 1" w:uiPriority="49"/>
+    <w:lsdException w:name="Grid Table 5 Dark Accent 1" w:uiPriority="50"/>
+    <w:lsdException w:name="Grid Table 6 Colorful Accent 1" w:uiPriority="51"/>
+    <w:lsdException w:name="Grid Table 7 Colorful Accent 1" w:uiPriority="52"/>
+    <w:lsdException w:name="Grid Table 1 Light Accent 2" w:uiPriority="46"/>
+    <w:lsdException w:name="Grid Table 2 Accent 2" w:uiPriority="47"/>
+    <w:lsdException w:name="Grid Table 3 Accent 2" w:uiPriority="48"/>
+    <w:lsdException w:name="Grid Table 4 Accent 2" w:uiPriority="49"/>
+    <w:lsdException w:name="Grid Table 5 Dark Accent 2" w:uiPriority="50"/>
+    <w:lsdException w:name="Grid Table 6 Colorful Accent 2" w:uiPriority="51"/>
+    <w:lsdException w:name="Grid Table 7 Colorful Accent 2" w:uiPriority="52"/>
+    <w:lsdException w:name="Grid Table 1 Light Accent 3" w:uiPriority="46"/>
+    <w:lsdException w:name="Grid Table 2 Accent 3" w:uiPriority="47"/>
+    <w:lsdException w:name="Grid Table 3 Accent 3" w:uiPriority="48"/>
+    <w:lsdException w:name="Grid Table 4 Accent 3" w:uiPriority="49"/>
+    <w:lsdException w:name="Grid Table 5 Dark Accent 3" w:uiPriority="50"/>
+    <w:lsdException w:name="Grid Table 6 Colorful Accent 3" w:uiPriority="51"/>
+    <w:lsdException w:name="Grid Table 7 Colorful Accent 3" w:uiPriority="52"/>
+    <w:lsdException w:name="Grid Table 1 Light Accent 4" w:uiPriority="46"/>
+    <w:lsdException w:name="Grid Table 2 Accent 4" w:uiPriority="47"/>
+    <w:lsdException w:name="Grid Table 3 Accent 4" w:uiPriority="48"/>
+    <w:lsdException w:name="Grid Table 4 Accent 4" w:uiPriority="49"/>
+    <w:lsdException w:name="Grid Table 5 Dark Accent 4" w:uiPriority="50"/>
+    <w:lsdException w:name="Grid Table 6 Colorful Accent 4" w:uiPriority="51"/>
+    <w:lsdException w:name="Grid Table 7 Colorful Accent 4" w:uiPriority="52"/>
+    <w:lsdException w:name="Grid Table 1 Light Accent 5" w:uiPriority="46"/>
+    <w:lsdException w:name="Grid Table 2 Accent 5" w:uiPriority="47"/>
+    <w:lsdException w:name="Grid Table 3 Accent 5" w:uiPriority="48"/>
+    <w:lsdException w:name="Grid Table 4 Accent 5" w:uiPriority="49"/>
+    <w:lsdException w:name="Grid Table 5 Dark Accent 5" w:uiPriority="50"/>
+    <w:lsdException w:name="Grid Table 6 Colorful Accent 5" w:uiPriority="51"/>
+    <w:lsdException w:name="Grid Table 7 Colorful Accent 5" w:uiPriority="52"/>
+    <w:lsdException w:name="Grid Table 1 Light Accent 6" w:uiPriority="46"/>
+    <w:lsdException w:name="Grid Table 2 Accent 6" w:uiPriority="47"/>
+    <w:lsdException w:name="Grid Table 3 Accent 6" w:uiPriority="48"/>
+    <w:lsdException w:name="Grid Table 4 Accent 6" w:uiPriority="49"/>
+    <w:lsdException w:name="Grid Table 5 Dark Accent 6" w:uiPriority="50"/>
+    <w:lsdException w:name="Grid Table 6 Colorful Accent 6" w:uiPriority="51"/>
+    <w:lsdException w:name="Grid Table 7 Colorful Accent 6" w:uiPriority="52"/>
+    <w:lsdException w:name="List Table 1 Light" w:uiPriority="46"/>
+    <w:lsdException w:name="List Table 2" w:uiPriority="47"/>
+    <w:lsdException w:name="List Table 3" w:uiPriority="48"/>
+    <w:lsdException w:name="List Table 4" w:uiPriority="49"/>
+    <w:lsdException w:name="List Table 5 Dark" w:uiPriority="50"/>
+    <w:lsdException w:name="List Table 6 Colorful" w:uiPriority="51"/>
+    <w:lsdException w:name="List Table 7 Colorful" w:uiPriority="52"/>
+    <w:lsdException w:name="List Table 1 Light Accent 1" w:uiPriority="46"/>
+    <w:lsdException w:name="List Table 2 Accent 1" w:uiPriority="47"/>
+    <w:lsdException w:name="List Table 3 Accent 1" w:uiPriority="48"/>
+    <w:lsdException w:name="List Table 4 Accent 1" w:uiPriority="49"/>
+    <w:lsdException w:name="List Table 5 Dark Accent 1" w:uiPriority="50"/>
+    <w:lsdException w:name="List Table 6 Colorful Accent 1" w:uiPriority="51"/>
+    <w:lsdException w:name="List Table 7 Colorful Accent 1" w:uiPriority="52"/>
+    <w:lsdException w:name="List Table 1 Light Accent 2" w:uiPriority="46"/>
+    <w:lsdException w:name="List Table 2 Accent 2" w:uiPriority="47"/>
+    <w:lsdException w:name="List Table 3 Accent 2" w:uiPriority="48"/>
+    <w:lsdException w:name="List Table 4 Accent 2" w:uiPriority="49"/>
+    <w:lsdException w:name="List Table 5 Dark Accent 2" w:uiPriority="50"/>
+    <w:lsdException w:name="List Table 6 Colorful Accent 2" w:uiPriority="51"/>
+    <w:lsdException w:name="List Table 7 Colorful Accent 2" w:uiPriority="52"/>
+    <w:lsdException w:name="List Table 1 Light Accent 3" w:uiPriority="46"/>
+    <w:lsdException w:name="List Table 2 Accent 3" w:uiPriority="47"/>
+    <w:lsdException w:name="List Table 3 Accent 3" w:uiPriority="48"/>
+    <w:lsdException w:name="List Table 4 Accent 3" w:uiPriority="49"/>
+    <w:lsdException w:name="List Table 5 Dark Accent 3" w:uiPriority="50"/>
+    <w:lsdException w:name="List Table 6 Colorful Accent 3" w:uiPriority="51"/>
+    <w:lsdException w:name="List Table 7 Colorful Accent 3" w:uiPriority="52"/>
+    <w:lsdException w:name="List Table 1 Light Accent 4" w:uiPriority="46"/>
+    <w:lsdException w:name="List Table 2 Accent 4" w:uiPriority="47"/>
+    <w:lsdException w:name="List Table 3 Accent 4" w:uiPriority="48"/>
+    <w:lsdException w:name="List Table 4 Accent 4" w:uiPriority="49"/>
+    <w:lsdException w:name="List Table 5 Dark Accent 4" w:uiPriority="50"/>
+    <w:lsdException w:name="List Table 6 Colorful Accent 4" w:uiPriority="51"/>
+    <w:lsdException w:name="List Table 7 Colorful Accent 4" w:uiPriority="52"/>
+    <w:lsdException w:name="List Table 1 Light Accent 5" w:uiPriority="46"/>
+    <w:lsdException w:name="List Table 2 Accent 5" w:uiPriority="47"/>
+    <w:lsdException w:name="List Table 3 Accent 5" w:uiPriority="48"/>
+    <w:lsdException w:name="List Table 4 Accent 5" w:uiPriority="49"/>
+    <w:lsdException w:name="List Table 5 Dark Accent 5" w:uiPriority="50"/>
+    <w:lsdException w:name="List Table 6 Colorful Accent 5" w:uiPriority="51"/>
+    <w:lsdException w:name="List Table 7 Colorful Accent 5" w:uiPriority="52"/>
+    <w:lsdException w:name="List Table 1 Light Accent 6" w:uiPriority="46"/>
+    <w:lsdException w:name="List Table 2 Accent 6" w:uiPriority="47"/>
+    <w:lsdException w:name="List Table 3 Accent 6" w:uiPriority="48"/>
+    <w:lsdException w:name="List Table 4 Accent 6" w:uiPriority="49"/>
+    <w:lsdException w:name="List Table 5 Dark Accent 6" w:uiPriority="50"/>
+    <w:lsdException w:name="List Table 6 Colorful Accent 6" w:uiPriority="51"/>
+    <w:lsdException w:name="List Table 7 Colorful Accent 6" w:uiPriority="52"/>
+    <w:lsdException w:name="Mention" w:semiHidden="1" w:unhideWhenUsed="1"/>
+    <w:lsdException w:name="Smart Hyperlink" w:semiHidden="1" w:unhideWhenUsed="1"/>
+    <w:lsdException w:name="Hashtag" w:semiHidden="1" w:unhideWhenUsed="1"/>
+    <w:lsdException w:name="Unresolved Mention" w:semiHidden="1" w:unhideWhenUsed="1"/>
+    <w:lsdException w:name="Smart Link" w:semiHidden="1" w:unhideWhenUsed="1"/>
   </w:latentStyles>
   <w:style w:type="paragraph" w:default="1" w:styleId="Normal">
     <w:name w:val="Normal"/>
@@ -4944,8 +4286,8 @@
       <w:lang w:bidi="ar-SA"/>
     </w:rPr>
   </w:style>
-  <w:style w:type="table" w:customStyle="1" w:styleId="PlainTable3">
-    <w:name w:val="Plain Table 3"/>
+  <w:style w:type="table" w:customStyle="1" w:styleId="PlainTable31">
+    <w:name w:val="Plain Table 31"/>
     <w:basedOn w:val="TableNormal"/>
     <w:uiPriority w:val="43"/>
     <w:rsid w:val="00A82F3F"/>
@@ -4959,13 +4301,6 @@
     <w:tblPr>
       <w:tblStyleRowBandSize w:val="1"/>
       <w:tblStyleColBandSize w:val="1"/>
-      <w:tblInd w:w="0" w:type="dxa"/>
-      <w:tblCellMar>
-        <w:top w:w="0" w:type="dxa"/>
-        <w:left w:w="108" w:type="dxa"/>
-        <w:bottom w:w="0" w:type="dxa"/>
-        <w:right w:w="108" w:type="dxa"/>
-      </w:tblCellMar>
     </w:tblPr>
     <w:tblStylePr w:type="firstRow">
       <w:rPr>
@@ -5062,342 +4397,7 @@
 </w:styles>
 </file>
 
-<file path=word\stylesWithEffects.xml><?xml version="1.0" encoding="utf-8"?>
-<w:styles xmlns:wpc="http://schemas.microsoft.com/office/word/2010/wordprocessingCanvas" xmlns:mc="http://schemas.openxmlformats.org/markup-compatibility/2006" xmlns:o="urn:schemas-microsoft-com:office:office" xmlns:r="http://schemas.openxmlformats.org/officeDocument/2006/relationships" xmlns:m="http://schemas.openxmlformats.org/officeDocument/2006/math" xmlns:v="urn:schemas-microsoft-com:vml" xmlns:wp14="http://schemas.microsoft.com/office/word/2010/wordprocessingDrawing" xmlns:wp="http://schemas.openxmlformats.org/drawingml/2006/wordprocessingDrawing" xmlns:w10="urn:schemas-microsoft-com:office:word" xmlns:w="http://schemas.openxmlformats.org/wordprocessingml/2006/main" xmlns:w14="http://schemas.microsoft.com/office/word/2010/wordml" xmlns:wpg="http://schemas.microsoft.com/office/word/2010/wordprocessingGroup" xmlns:wpi="http://schemas.microsoft.com/office/word/2010/wordprocessingInk" xmlns:wne="http://schemas.microsoft.com/office/word/2006/wordml" xmlns:wps="http://schemas.microsoft.com/office/word/2010/wordprocessingShape" mc:Ignorable="w14 wp14">
-  <w:docDefaults>
-    <w:rPrDefault>
-      <w:rPr>
-        <w:rFonts w:asciiTheme="minorHAnsi" w:eastAsiaTheme="minorHAnsi" w:hAnsiTheme="minorHAnsi" w:cstheme="minorBidi"/>
-        <w:sz w:val="22"/>
-        <w:lang w:val="en-IN" w:eastAsia="en-US" w:bidi="mr-IN"/>
-      </w:rPr>
-    </w:rPrDefault>
-    <w:pPrDefault>
-      <w:pPr>
-        <w:spacing w:after="200" w:line="276" w:lineRule="auto"/>
-      </w:pPr>
-    </w:pPrDefault>
-  </w:docDefaults>
-  <w:latentStyles w:defLockedState="0" w:defUIPriority="99" w:defSemiHidden="1" w:defUnhideWhenUsed="1" w:defQFormat="0" w:count="267">
-    <w:lsdException w:name="Normal" w:semiHidden="0" w:uiPriority="0" w:unhideWhenUsed="0" w:qFormat="1"/>
-    <w:lsdException w:name="heading 1" w:semiHidden="0" w:uiPriority="9" w:unhideWhenUsed="0" w:qFormat="1"/>
-    <w:lsdException w:name="heading 2" w:uiPriority="9" w:qFormat="1"/>
-    <w:lsdException w:name="heading 3" w:uiPriority="9" w:qFormat="1"/>
-    <w:lsdException w:name="heading 4" w:uiPriority="9" w:qFormat="1"/>
-    <w:lsdException w:name="heading 5" w:uiPriority="9" w:qFormat="1"/>
-    <w:lsdException w:name="heading 6" w:uiPriority="9" w:qFormat="1"/>
-    <w:lsdException w:name="heading 7" w:uiPriority="9" w:qFormat="1"/>
-    <w:lsdException w:name="heading 8" w:uiPriority="9" w:qFormat="1"/>
-    <w:lsdException w:name="heading 9" w:uiPriority="9" w:qFormat="1"/>
-    <w:lsdException w:name="toc 1" w:uiPriority="39"/>
-    <w:lsdException w:name="toc 2" w:uiPriority="39"/>
-    <w:lsdException w:name="toc 3" w:uiPriority="39"/>
-    <w:lsdException w:name="toc 4" w:uiPriority="39"/>
-    <w:lsdException w:name="toc 5" w:uiPriority="39"/>
-    <w:lsdException w:name="toc 6" w:uiPriority="39"/>
-    <w:lsdException w:name="toc 7" w:uiPriority="39"/>
-    <w:lsdException w:name="toc 8" w:uiPriority="39"/>
-    <w:lsdException w:name="toc 9" w:uiPriority="39"/>
-    <w:lsdException w:name="caption" w:uiPriority="35" w:qFormat="1"/>
-    <w:lsdException w:name="Title" w:semiHidden="0" w:uiPriority="10" w:unhideWhenUsed="0" w:qFormat="1"/>
-    <w:lsdException w:name="Default Paragraph Font" w:uiPriority="1"/>
-    <w:lsdException w:name="Subtitle" w:semiHidden="0" w:uiPriority="11" w:unhideWhenUsed="0" w:qFormat="1"/>
-    <w:lsdException w:name="Strong" w:semiHidden="0" w:uiPriority="22" w:unhideWhenUsed="0" w:qFormat="1"/>
-    <w:lsdException w:name="Emphasis" w:semiHidden="0" w:uiPriority="20" w:unhideWhenUsed="0" w:qFormat="1"/>
-    <w:lsdException w:name="Table Grid" w:semiHidden="0" w:uiPriority="59" w:unhideWhenUsed="0"/>
-    <w:lsdException w:name="Placeholder Text" w:unhideWhenUsed="0"/>
-    <w:lsdException w:name="No Spacing" w:semiHidden="0" w:uiPriority="1" w:unhideWhenUsed="0" w:qFormat="1"/>
-    <w:lsdException w:name="Light Shading" w:semiHidden="0" w:uiPriority="60" w:unhideWhenUsed="0"/>
-    <w:lsdException w:name="Light List" w:semiHidden="0" w:uiPriority="61" w:unhideWhenUsed="0"/>
-    <w:lsdException w:name="Light Grid" w:semiHidden="0" w:uiPriority="62" w:unhideWhenUsed="0"/>
-    <w:lsdException w:name="Medium Shading 1" w:semiHidden="0" w:uiPriority="63" w:unhideWhenUsed="0"/>
-    <w:lsdException w:name="Medium Shading 2" w:semiHidden="0" w:uiPriority="64" w:unhideWhenUsed="0"/>
-    <w:lsdException w:name="Medium List 1" w:semiHidden="0" w:uiPriority="65" w:unhideWhenUsed="0"/>
-    <w:lsdException w:name="Medium List 2" w:semiHidden="0" w:uiPriority="66" w:unhideWhenUsed="0"/>
-    <w:lsdException w:name="Medium Grid 1" w:semiHidden="0" w:uiPriority="67" w:unhideWhenUsed="0"/>
-    <w:lsdException w:name="Medium Grid 2" w:semiHidden="0" w:uiPriority="68" w:unhideWhenUsed="0"/>
-    <w:lsdException w:name="Medium Grid 3" w:semiHidden="0" w:uiPriority="69" w:unhideWhenUsed="0"/>
-    <w:lsdException w:name="Dark List" w:semiHidden="0" w:uiPriority="70" w:unhideWhenUsed="0"/>
-    <w:lsdException w:name="Colorful Shading" w:semiHidden="0" w:uiPriority="71" w:unhideWhenUsed="0"/>
-    <w:lsdException w:name="Colorful List" w:semiHidden="0" w:uiPriority="72" w:unhideWhenUsed="0"/>
-    <w:lsdException w:name="Colorful Grid" w:semiHidden="0" w:uiPriority="73" w:unhideWhenUsed="0"/>
-    <w:lsdException w:name="Light Shading Accent 1" w:semiHidden="0" w:uiPriority="60" w:unhideWhenUsed="0"/>
-    <w:lsdException w:name="Light List Accent 1" w:semiHidden="0" w:uiPriority="61" w:unhideWhenUsed="0"/>
-    <w:lsdException w:name="Light Grid Accent 1" w:semiHidden="0" w:uiPriority="62" w:unhideWhenUsed="0"/>
-    <w:lsdException w:name="Medium Shading 1 Accent 1" w:semiHidden="0" w:uiPriority="63" w:unhideWhenUsed="0"/>
-    <w:lsdException w:name="Medium Shading 2 Accent 1" w:semiHidden="0" w:uiPriority="64" w:unhideWhenUsed="0"/>
-    <w:lsdException w:name="Medium List 1 Accent 1" w:semiHidden="0" w:uiPriority="65" w:unhideWhenUsed="0"/>
-    <w:lsdException w:name="Revision" w:unhideWhenUsed="0"/>
-    <w:lsdException w:name="List Paragraph" w:semiHidden="0" w:uiPriority="34" w:unhideWhenUsed="0" w:qFormat="1"/>
-    <w:lsdException w:name="Quote" w:semiHidden="0" w:uiPriority="29" w:unhideWhenUsed="0" w:qFormat="1"/>
-    <w:lsdException w:name="Intense Quote" w:semiHidden="0" w:uiPriority="30" w:unhideWhenUsed="0" w:qFormat="1"/>
-    <w:lsdException w:name="Medium List 2 Accent 1" w:semiHidden="0" w:uiPriority="66" w:unhideWhenUsed="0"/>
-    <w:lsdException w:name="Medium Grid 1 Accent 1" w:semiHidden="0" w:uiPriority="67" w:unhideWhenUsed="0"/>
-    <w:lsdException w:name="Medium Grid 2 Accent 1" w:semiHidden="0" w:uiPriority="68" w:unhideWhenUsed="0"/>
-    <w:lsdException w:name="Medium Grid 3 Accent 1" w:semiHidden="0" w:uiPriority="69" w:unhideWhenUsed="0"/>
-    <w:lsdException w:name="Dark List Accent 1" w:semiHidden="0" w:uiPriority="70" w:unhideWhenUsed="0"/>
-    <w:lsdException w:name="Colorful Shading Accent 1" w:semiHidden="0" w:uiPriority="71" w:unhideWhenUsed="0"/>
-    <w:lsdException w:name="Colorful List Accent 1" w:semiHidden="0" w:uiPriority="72" w:unhideWhenUsed="0"/>
-    <w:lsdException w:name="Colorful Grid Accent 1" w:semiHidden="0" w:uiPriority="73" w:unhideWhenUsed="0"/>
-    <w:lsdException w:name="Light Shading Accent 2" w:semiHidden="0" w:uiPriority="60" w:unhideWhenUsed="0"/>
-    <w:lsdException w:name="Light List Accent 2" w:semiHidden="0" w:uiPriority="61" w:unhideWhenUsed="0"/>
-    <w:lsdException w:name="Light Grid Accent 2" w:semiHidden="0" w:uiPriority="62" w:unhideWhenUsed="0"/>
-    <w:lsdException w:name="Medium Shading 1 Accent 2" w:semiHidden="0" w:uiPriority="63" w:unhideWhenUsed="0"/>
-    <w:lsdException w:name="Medium Shading 2 Accent 2" w:semiHidden="0" w:uiPriority="64" w:unhideWhenUsed="0"/>
-    <w:lsdException w:name="Medium List 1 Accent 2" w:semiHidden="0" w:uiPriority="65" w:unhideWhenUsed="0"/>
-    <w:lsdException w:name="Medium List 2 Accent 2" w:semiHidden="0" w:uiPriority="66" w:unhideWhenUsed="0"/>
-    <w:lsdException w:name="Medium Grid 1 Accent 2" w:semiHidden="0" w:uiPriority="67" w:unhideWhenUsed="0"/>
-    <w:lsdException w:name="Medium Grid 2 Accent 2" w:semiHidden="0" w:uiPriority="68" w:unhideWhenUsed="0"/>
-    <w:lsdException w:name="Medium Grid 3 Accent 2" w:semiHidden="0" w:uiPriority="69" w:unhideWhenUsed="0"/>
-    <w:lsdException w:name="Dark List Accent 2" w:semiHidden="0" w:uiPriority="70" w:unhideWhenUsed="0"/>
-    <w:lsdException w:name="Colorful Shading Accent 2" w:semiHidden="0" w:uiPriority="71" w:unhideWhenUsed="0"/>
-    <w:lsdException w:name="Colorful List Accent 2" w:semiHidden="0" w:uiPriority="72" w:unhideWhenUsed="0"/>
-    <w:lsdException w:name="Colorful Grid Accent 2" w:semiHidden="0" w:uiPriority="73" w:unhideWhenUsed="0"/>
-    <w:lsdException w:name="Light Shading Accent 3" w:semiHidden="0" w:uiPriority="60" w:unhideWhenUsed="0"/>
-    <w:lsdException w:name="Light List Accent 3" w:semiHidden="0" w:uiPriority="61" w:unhideWhenUsed="0"/>
-    <w:lsdException w:name="Light Grid Accent 3" w:semiHidden="0" w:uiPriority="62" w:unhideWhenUsed="0"/>
-    <w:lsdException w:name="Medium Shading 1 Accent 3" w:semiHidden="0" w:uiPriority="63" w:unhideWhenUsed="0"/>
-    <w:lsdException w:name="Medium Shading 2 Accent 3" w:semiHidden="0" w:uiPriority="64" w:unhideWhenUsed="0"/>
-    <w:lsdException w:name="Medium List 1 Accent 3" w:semiHidden="0" w:uiPriority="65" w:unhideWhenUsed="0"/>
-    <w:lsdException w:name="Medium List 2 Accent 3" w:semiHidden="0" w:uiPriority="66" w:unhideWhenUsed="0"/>
-    <w:lsdException w:name="Medium Grid 1 Accent 3" w:semiHidden="0" w:uiPriority="67" w:unhideWhenUsed="0"/>
-    <w:lsdException w:name="Medium Grid 2 Accent 3" w:semiHidden="0" w:uiPriority="68" w:unhideWhenUsed="0"/>
-    <w:lsdException w:name="Medium Grid 3 Accent 3" w:semiHidden="0" w:uiPriority="69" w:unhideWhenUsed="0"/>
-    <w:lsdException w:name="Dark List Accent 3" w:semiHidden="0" w:uiPriority="70" w:unhideWhenUsed="0"/>
-    <w:lsdException w:name="Colorful Shading Accent 3" w:semiHidden="0" w:uiPriority="71" w:unhideWhenUsed="0"/>
-    <w:lsdException w:name="Colorful List Accent 3" w:semiHidden="0" w:uiPriority="72" w:unhideWhenUsed="0"/>
-    <w:lsdException w:name="Colorful Grid Accent 3" w:semiHidden="0" w:uiPriority="73" w:unhideWhenUsed="0"/>
-    <w:lsdException w:name="Light Shading Accent 4" w:semiHidden="0" w:uiPriority="60" w:unhideWhenUsed="0"/>
-    <w:lsdException w:name="Light List Accent 4" w:semiHidden="0" w:uiPriority="61" w:unhideWhenUsed="0"/>
-    <w:lsdException w:name="Light Grid Accent 4" w:semiHidden="0" w:uiPriority="62" w:unhideWhenUsed="0"/>
-    <w:lsdException w:name="Medium Shading 1 Accent 4" w:semiHidden="0" w:uiPriority="63" w:unhideWhenUsed="0"/>
-    <w:lsdException w:name="Medium Shading 2 Accent 4" w:semiHidden="0" w:uiPriority="64" w:unhideWhenUsed="0"/>
-    <w:lsdException w:name="Medium List 1 Accent 4" w:semiHidden="0" w:uiPriority="65" w:unhideWhenUsed="0"/>
-    <w:lsdException w:name="Medium List 2 Accent 4" w:semiHidden="0" w:uiPriority="66" w:unhideWhenUsed="0"/>
-    <w:lsdException w:name="Medium Grid 1 Accent 4" w:semiHidden="0" w:uiPriority="67" w:unhideWhenUsed="0"/>
-    <w:lsdException w:name="Medium Grid 2 Accent 4" w:semiHidden="0" w:uiPriority="68" w:unhideWhenUsed="0"/>
-    <w:lsdException w:name="Medium Grid 3 Accent 4" w:semiHidden="0" w:uiPriority="69" w:unhideWhenUsed="0"/>
-    <w:lsdException w:name="Dark List Accent 4" w:semiHidden="0" w:uiPriority="70" w:unhideWhenUsed="0"/>
-    <w:lsdException w:name="Colorful Shading Accent 4" w:semiHidden="0" w:uiPriority="71" w:unhideWhenUsed="0"/>
-    <w:lsdException w:name="Colorful List Accent 4" w:semiHidden="0" w:uiPriority="72" w:unhideWhenUsed="0"/>
-    <w:lsdException w:name="Colorful Grid Accent 4" w:semiHidden="0" w:uiPriority="73" w:unhideWhenUsed="0"/>
-    <w:lsdException w:name="Light Shading Accent 5" w:semiHidden="0" w:uiPriority="60" w:unhideWhenUsed="0"/>
-    <w:lsdException w:name="Light List Accent 5" w:semiHidden="0" w:uiPriority="61" w:unhideWhenUsed="0"/>
-    <w:lsdException w:name="Light Grid Accent 5" w:semiHidden="0" w:uiPriority="62" w:unhideWhenUsed="0"/>
-    <w:lsdException w:name="Medium Shading 1 Accent 5" w:semiHidden="0" w:uiPriority="63" w:unhideWhenUsed="0"/>
-    <w:lsdException w:name="Medium Shading 2 Accent 5" w:semiHidden="0" w:uiPriority="64" w:unhideWhenUsed="0"/>
-    <w:lsdException w:name="Medium List 1 Accent 5" w:semiHidden="0" w:uiPriority="65" w:unhideWhenUsed="0"/>
-    <w:lsdException w:name="Medium List 2 Accent 5" w:semiHidden="0" w:uiPriority="66" w:unhideWhenUsed="0"/>
-    <w:lsdException w:name="Medium Grid 1 Accent 5" w:semiHidden="0" w:uiPriority="67" w:unhideWhenUsed="0"/>
-    <w:lsdException w:name="Medium Grid 2 Accent 5" w:semiHidden="0" w:uiPriority="68" w:unhideWhenUsed="0"/>
-    <w:lsdException w:name="Medium Grid 3 Accent 5" w:semiHidden="0" w:uiPriority="69" w:unhideWhenUsed="0"/>
-    <w:lsdException w:name="Dark List Accent 5" w:semiHidden="0" w:uiPriority="70" w:unhideWhenUsed="0"/>
-    <w:lsdException w:name="Colorful Shading Accent 5" w:semiHidden="0" w:uiPriority="71" w:unhideWhenUsed="0"/>
-    <w:lsdException w:name="Colorful List Accent 5" w:semiHidden="0" w:uiPriority="72" w:unhideWhenUsed="0"/>
-    <w:lsdException w:name="Colorful Grid Accent 5" w:semiHidden="0" w:uiPriority="73" w:unhideWhenUsed="0"/>
-    <w:lsdException w:name="Light Shading Accent 6" w:semiHidden="0" w:uiPriority="60" w:unhideWhenUsed="0"/>
-    <w:lsdException w:name="Light List Accent 6" w:semiHidden="0" w:uiPriority="61" w:unhideWhenUsed="0"/>
-    <w:lsdException w:name="Light Grid Accent 6" w:semiHidden="0" w:uiPriority="62" w:unhideWhenUsed="0"/>
-    <w:lsdException w:name="Medium Shading 1 Accent 6" w:semiHidden="0" w:uiPriority="63" w:unhideWhenUsed="0"/>
-    <w:lsdException w:name="Medium Shading 2 Accent 6" w:semiHidden="0" w:uiPriority="64" w:unhideWhenUsed="0"/>
-    <w:lsdException w:name="Medium List 1 Accent 6" w:semiHidden="0" w:uiPriority="65" w:unhideWhenUsed="0"/>
-    <w:lsdException w:name="Medium List 2 Accent 6" w:semiHidden="0" w:uiPriority="66" w:unhideWhenUsed="0"/>
-    <w:lsdException w:name="Medium Grid 1 Accent 6" w:semiHidden="0" w:uiPriority="67" w:unhideWhenUsed="0"/>
-    <w:lsdException w:name="Medium Grid 2 Accent 6" w:semiHidden="0" w:uiPriority="68" w:unhideWhenUsed="0"/>
-    <w:lsdException w:name="Medium Grid 3 Accent 6" w:semiHidden="0" w:uiPriority="69" w:unhideWhenUsed="0"/>
-    <w:lsdException w:name="Dark List Accent 6" w:semiHidden="0" w:uiPriority="70" w:unhideWhenUsed="0"/>
-    <w:lsdException w:name="Colorful Shading Accent 6" w:semiHidden="0" w:uiPriority="71" w:unhideWhenUsed="0"/>
-    <w:lsdException w:name="Colorful List Accent 6" w:semiHidden="0" w:uiPriority="72" w:unhideWhenUsed="0"/>
-    <w:lsdException w:name="Colorful Grid Accent 6" w:semiHidden="0" w:uiPriority="73" w:unhideWhenUsed="0"/>
-    <w:lsdException w:name="Subtle Emphasis" w:semiHidden="0" w:uiPriority="19" w:unhideWhenUsed="0" w:qFormat="1"/>
-    <w:lsdException w:name="Intense Emphasis" w:semiHidden="0" w:uiPriority="21" w:unhideWhenUsed="0" w:qFormat="1"/>
-    <w:lsdException w:name="Subtle Reference" w:semiHidden="0" w:uiPriority="31" w:unhideWhenUsed="0" w:qFormat="1"/>
-    <w:lsdException w:name="Intense Reference" w:semiHidden="0" w:uiPriority="32" w:unhideWhenUsed="0" w:qFormat="1"/>
-    <w:lsdException w:name="Book Title" w:semiHidden="0" w:uiPriority="33" w:unhideWhenUsed="0" w:qFormat="1"/>
-    <w:lsdException w:name="Bibliography" w:uiPriority="37"/>
-    <w:lsdException w:name="TOC Heading" w:uiPriority="39" w:qFormat="1"/>
-  </w:latentStyles>
-  <w:style w:type="paragraph" w:default="1" w:styleId="Normal">
-    <w:name w:val="Normal"/>
-    <w:qFormat/>
-    <w:rsid w:val="00A82F3F"/>
-    <w:rPr>
-      <w:szCs w:val="22"/>
-      <w:lang w:bidi="ar-SA"/>
-    </w:rPr>
-  </w:style>
-  <w:style w:type="character" w:default="1" w:styleId="DefaultParagraphFont">
-    <w:name w:val="Default Paragraph Font"/>
-    <w:uiPriority w:val="1"/>
-    <w:semiHidden/>
-    <w:unhideWhenUsed/>
-  </w:style>
-  <w:style w:type="table" w:default="1" w:styleId="TableNormal">
-    <w:name w:val="Normal Table"/>
-    <w:uiPriority w:val="99"/>
-    <w:semiHidden/>
-    <w:unhideWhenUsed/>
-    <w:tblPr>
-      <w:tblInd w:w="0" w:type="dxa"/>
-      <w:tblCellMar>
-        <w:top w:w="0" w:type="dxa"/>
-        <w:left w:w="108" w:type="dxa"/>
-        <w:bottom w:w="0" w:type="dxa"/>
-        <w:right w:w="108" w:type="dxa"/>
-      </w:tblCellMar>
-    </w:tblPr>
-  </w:style>
-  <w:style w:type="numbering" w:default="1" w:styleId="NoList">
-    <w:name w:val="No List"/>
-    <w:uiPriority w:val="99"/>
-    <w:semiHidden/>
-    <w:unhideWhenUsed/>
-  </w:style>
-  <w:style w:type="paragraph" w:styleId="Header">
-    <w:name w:val="header"/>
-    <w:basedOn w:val="Normal"/>
-    <w:link w:val="HeaderChar"/>
-    <w:uiPriority w:val="99"/>
-    <w:unhideWhenUsed/>
-    <w:rsid w:val="00A82F3F"/>
-    <w:pPr>
-      <w:tabs>
-        <w:tab w:val="center" w:pos="4513"/>
-        <w:tab w:val="right" w:pos="9026"/>
-      </w:tabs>
-      <w:spacing w:after="0" w:line="240" w:lineRule="auto"/>
-    </w:pPr>
-  </w:style>
-  <w:style w:type="character" w:customStyle="1" w:styleId="HeaderChar">
-    <w:name w:val="Header Char"/>
-    <w:basedOn w:val="DefaultParagraphFont"/>
-    <w:link w:val="Header"/>
-    <w:uiPriority w:val="99"/>
-    <w:rsid w:val="00A82F3F"/>
-    <w:rPr>
-      <w:szCs w:val="22"/>
-      <w:lang w:bidi="ar-SA"/>
-    </w:rPr>
-  </w:style>
-  <w:style w:type="table" w:customStyle="1" w:styleId="PlainTable3">
-    <w:name w:val="Plain Table 3"/>
-    <w:basedOn w:val="TableNormal"/>
-    <w:uiPriority w:val="43"/>
-    <w:rsid w:val="00A82F3F"/>
-    <w:pPr>
-      <w:spacing w:after="0" w:line="240" w:lineRule="auto"/>
-    </w:pPr>
-    <w:rPr>
-      <w:szCs w:val="22"/>
-      <w:lang w:bidi="ar-SA"/>
-    </w:rPr>
-    <w:tblPr>
-      <w:tblStyleRowBandSize w:val="1"/>
-      <w:tblStyleColBandSize w:val="1"/>
-      <w:tblInd w:w="0" w:type="dxa"/>
-      <w:tblCellMar>
-        <w:top w:w="0" w:type="dxa"/>
-        <w:left w:w="108" w:type="dxa"/>
-        <w:bottom w:w="0" w:type="dxa"/>
-        <w:right w:w="108" w:type="dxa"/>
-      </w:tblCellMar>
-    </w:tblPr>
-    <w:tblStylePr w:type="firstRow">
-      <w:rPr>
-        <w:b/>
-        <w:bCs/>
-        <w:caps/>
-      </w:rPr>
-      <w:tblPr/>
-      <w:tcPr>
-        <w:tcBorders>
-          <w:bottom w:val="single" w:sz="4" w:space="0" w:color="7F7F7F" w:themeColor="text1" w:themeTint="80"/>
-        </w:tcBorders>
-      </w:tcPr>
-    </w:tblStylePr>
-    <w:tblStylePr w:type="lastRow">
-      <w:rPr>
-        <w:b/>
-        <w:bCs/>
-        <w:caps/>
-      </w:rPr>
-      <w:tblPr/>
-      <w:tcPr>
-        <w:tcBorders>
-          <w:top w:val="nil"/>
-        </w:tcBorders>
-      </w:tcPr>
-    </w:tblStylePr>
-    <w:tblStylePr w:type="firstCol">
-      <w:rPr>
-        <w:b/>
-        <w:bCs/>
-        <w:caps/>
-      </w:rPr>
-      <w:tblPr/>
-      <w:tcPr>
-        <w:tcBorders>
-          <w:right w:val="single" w:sz="4" w:space="0" w:color="7F7F7F" w:themeColor="text1" w:themeTint="80"/>
-        </w:tcBorders>
-      </w:tcPr>
-    </w:tblStylePr>
-    <w:tblStylePr w:type="lastCol">
-      <w:rPr>
-        <w:b/>
-        <w:bCs/>
-        <w:caps/>
-      </w:rPr>
-      <w:tblPr/>
-      <w:tcPr>
-        <w:tcBorders>
-          <w:left w:val="nil"/>
-        </w:tcBorders>
-      </w:tcPr>
-    </w:tblStylePr>
-    <w:tblStylePr w:type="band1Vert">
-      <w:tblPr/>
-      <w:tcPr>
-        <w:shd w:val="clear" w:color="auto" w:fill="F2F2F2" w:themeFill="background1" w:themeFillShade="F2"/>
-      </w:tcPr>
-    </w:tblStylePr>
-    <w:tblStylePr w:type="band1Horz">
-      <w:tblPr/>
-      <w:tcPr>
-        <w:shd w:val="clear" w:color="auto" w:fill="F2F2F2" w:themeFill="background1" w:themeFillShade="F2"/>
-      </w:tcPr>
-    </w:tblStylePr>
-    <w:tblStylePr w:type="neCell">
-      <w:tblPr/>
-      <w:tcPr>
-        <w:tcBorders>
-          <w:left w:val="nil"/>
-        </w:tcBorders>
-      </w:tcPr>
-    </w:tblStylePr>
-    <w:tblStylePr w:type="nwCell">
-      <w:tblPr/>
-      <w:tcPr>
-        <w:tcBorders>
-          <w:right w:val="nil"/>
-        </w:tcBorders>
-      </w:tcPr>
-    </w:tblStylePr>
-  </w:style>
-  <w:style w:type="character" w:styleId="Hyperlink">
-    <w:name w:val="Hyperlink"/>
-    <w:basedOn w:val="DefaultParagraphFont"/>
-    <w:uiPriority w:val="99"/>
-    <w:unhideWhenUsed/>
-    <w:rsid w:val="008710BC"/>
-    <w:rPr>
-      <w:color w:val="0000FF" w:themeColor="hyperlink"/>
-      <w:u w:val="single"/>
-    </w:rPr>
-  </w:style>
-</w:styles>
-</file>
-
-<file path=word\theme\theme1.xml><?xml version="1.0" encoding="utf-8"?>
+<file path=word/theme/theme1.xml><?xml version="1.0" encoding="utf-8"?>
 <a:theme xmlns:a="http://schemas.openxmlformats.org/drawingml/2006/main" name="Office Theme">
   <a:themeElements>
     <a:clrScheme name="Office">
@@ -5680,52 +4680,4 @@
   <a:objectDefaults/>
   <a:extraClrSchemeLst/>
 </a:theme>
-</file>
-
-<file path=word\webSettings.xml><?xml version="1.0" encoding="utf-8"?>
-<w:webSettings xmlns:mc="http://schemas.openxmlformats.org/markup-compatibility/2006" xmlns:r="http://schemas.openxmlformats.org/officeDocument/2006/relationships" xmlns:w="http://schemas.openxmlformats.org/wordprocessingml/2006/main" xmlns:w14="http://schemas.microsoft.com/office/word/2010/wordml" mc:Ignorable="w14">
-  <w:divs>
-    <w:div w:id="1272662950">
-      <w:bodyDiv w:val="1"/>
-      <w:marLeft w:val="0"/>
-      <w:marRight w:val="0"/>
-      <w:marTop w:val="0"/>
-      <w:marBottom w:val="0"/>
-      <w:divBdr>
-        <w:top w:val="none" w:sz="0" w:space="0" w:color="auto"/>
-        <w:left w:val="none" w:sz="0" w:space="0" w:color="auto"/>
-        <w:bottom w:val="none" w:sz="0" w:space="0" w:color="auto"/>
-        <w:right w:val="none" w:sz="0" w:space="0" w:color="auto"/>
-      </w:divBdr>
-    </w:div>
-    <w:div w:id="1485007420">
-      <w:bodyDiv w:val="1"/>
-      <w:marLeft w:val="0"/>
-      <w:marRight w:val="0"/>
-      <w:marTop w:val="0"/>
-      <w:marBottom w:val="0"/>
-      <w:divBdr>
-        <w:top w:val="none" w:sz="0" w:space="0" w:color="auto"/>
-        <w:left w:val="none" w:sz="0" w:space="0" w:color="auto"/>
-        <w:bottom w:val="none" w:sz="0" w:space="0" w:color="auto"/>
-        <w:right w:val="none" w:sz="0" w:space="0" w:color="auto"/>
-      </w:divBdr>
-    </w:div>
-    <w:div w:id="1730153255">
-      <w:bodyDiv w:val="1"/>
-      <w:marLeft w:val="0"/>
-      <w:marRight w:val="0"/>
-      <w:marTop w:val="0"/>
-      <w:marBottom w:val="0"/>
-      <w:divBdr>
-        <w:top w:val="none" w:sz="0" w:space="0" w:color="auto"/>
-        <w:left w:val="none" w:sz="0" w:space="0" w:color="auto"/>
-        <w:bottom w:val="none" w:sz="0" w:space="0" w:color="auto"/>
-        <w:right w:val="none" w:sz="0" w:space="0" w:color="auto"/>
-      </w:divBdr>
-    </w:div>
-  </w:divs>
-  <w:optimizeForBrowser/>
-  <w:allowPNG/>
-</w:webSettings>
 </file>